--- a/REI-Combinatoria/Materiales en español/09b - Fase 4_Problemas de Combinatoria.docx
+++ b/REI-Combinatoria/Materiales en español/09b - Fase 4_Problemas de Combinatoria.docx
@@ -1,6 +1,6 @@
 
 <file path=word/document.xml><?xml version="1.0" encoding="utf-8"?>
-<w:document xmlns:wpc="http://schemas.microsoft.com/office/word/2010/wordprocessingCanvas" xmlns:cx="http://schemas.microsoft.com/office/drawing/2014/chartex" xmlns:cx1="http://schemas.microsoft.com/office/drawing/2015/9/8/chartex" xmlns:cx2="http://schemas.microsoft.com/office/drawing/2015/10/21/chartex" xmlns:cx3="http://schemas.microsoft.com/office/drawing/2016/5/9/chartex" xmlns:cx4="http://schemas.microsoft.com/office/drawing/2016/5/10/chartex" xmlns:cx5="http://schemas.microsoft.com/office/drawing/2016/5/11/chartex" xmlns:cx6="http://schemas.microsoft.com/office/drawing/2016/5/12/chartex" xmlns:cx7="http://schemas.microsoft.com/office/drawing/2016/5/13/chartex" xmlns:cx8="http://schemas.microsoft.com/office/drawing/2016/5/14/chartex" xmlns:mc="http://schemas.openxmlformats.org/markup-compatibility/2006" xmlns:aink="http://schemas.microsoft.com/office/drawing/2016/ink" xmlns:am3d="http://schemas.microsoft.com/office/drawing/2017/model3d" xmlns:o="urn:schemas-microsoft-com:office:office" xmlns:oel="http://schemas.microsoft.com/office/2019/extlst" xmlns:r="http://schemas.openxmlformats.org/officeDocument/2006/relationships" xmlns:m="http://schemas.openxmlformats.org/officeDocument/2006/math" xmlns:v="urn:schemas-microsoft-com:vml" xmlns:wp14="http://schemas.microsoft.com/office/word/2010/wordprocessingDrawing" xmlns:wp="http://schemas.openxmlformats.org/drawingml/2006/wordprocessingDrawing" xmlns:w10="urn:schemas-microsoft-com:office:word" xmlns:w="http://schemas.openxmlformats.org/wordprocessingml/2006/main" xmlns:w14="http://schemas.microsoft.com/office/word/2010/wordml" xmlns:w15="http://schemas.microsoft.com/office/word/2012/wordml" xmlns:w16cex="http://schemas.microsoft.com/office/word/2018/wordml/cex" xmlns:w16cid="http://schemas.microsoft.com/office/word/2016/wordml/cid" xmlns:w16="http://schemas.microsoft.com/office/word/2018/wordml" xmlns:w16du="http://schemas.microsoft.com/office/word/2023/wordml/word16du" xmlns:w16sdtdh="http://schemas.microsoft.com/office/word/2020/wordml/sdtdatahash" xmlns:w16se="http://schemas.microsoft.com/office/word/2015/wordml/symex" xmlns:wpg="http://schemas.microsoft.com/office/word/2010/wordprocessingGroup" xmlns:wpi="http://schemas.microsoft.com/office/word/2010/wordprocessingInk" xmlns:wne="http://schemas.microsoft.com/office/word/2006/wordml" xmlns:wps="http://schemas.microsoft.com/office/word/2010/wordprocessingShape" mc:Ignorable="w14 w15 w16se w16cid w16 w16cex w16sdtdh w16du wp14">
+<w:document xmlns:wpc="http://schemas.microsoft.com/office/word/2010/wordprocessingCanvas" xmlns:cx="http://schemas.microsoft.com/office/drawing/2014/chartex" xmlns:cx1="http://schemas.microsoft.com/office/drawing/2015/9/8/chartex" xmlns:cx2="http://schemas.microsoft.com/office/drawing/2015/10/21/chartex" xmlns:cx3="http://schemas.microsoft.com/office/drawing/2016/5/9/chartex" xmlns:cx4="http://schemas.microsoft.com/office/drawing/2016/5/10/chartex" xmlns:cx5="http://schemas.microsoft.com/office/drawing/2016/5/11/chartex" xmlns:cx6="http://schemas.microsoft.com/office/drawing/2016/5/12/chartex" xmlns:cx7="http://schemas.microsoft.com/office/drawing/2016/5/13/chartex" xmlns:cx8="http://schemas.microsoft.com/office/drawing/2016/5/14/chartex" xmlns:mc="http://schemas.openxmlformats.org/markup-compatibility/2006" xmlns:aink="http://schemas.microsoft.com/office/drawing/2016/ink" xmlns:am3d="http://schemas.microsoft.com/office/drawing/2017/model3d" xmlns:o="urn:schemas-microsoft-com:office:office" xmlns:oel="http://schemas.microsoft.com/office/2019/extlst" xmlns:r="http://schemas.openxmlformats.org/officeDocument/2006/relationships" xmlns:m="http://schemas.openxmlformats.org/officeDocument/2006/math" xmlns:v="urn:schemas-microsoft-com:vml" xmlns:wp14="http://schemas.microsoft.com/office/word/2010/wordprocessingDrawing" xmlns:wp="http://schemas.openxmlformats.org/drawingml/2006/wordprocessingDrawing" xmlns:w10="urn:schemas-microsoft-com:office:word" xmlns:w="http://schemas.openxmlformats.org/wordprocessingml/2006/main" xmlns:w14="http://schemas.microsoft.com/office/word/2010/wordml" xmlns:w15="http://schemas.microsoft.com/office/word/2012/wordml" xmlns:w16cex="http://schemas.microsoft.com/office/word/2018/wordml/cex" xmlns:w16cid="http://schemas.microsoft.com/office/word/2016/wordml/cid" xmlns:w16="http://schemas.microsoft.com/office/word/2018/wordml" xmlns:w16du="http://schemas.microsoft.com/office/word/2023/wordml/word16du" xmlns:w16sdtdh="http://schemas.microsoft.com/office/word/2020/wordml/sdtdatahash" xmlns:w16sdtfl="http://schemas.microsoft.com/office/word/2024/wordml/sdtformatlock" xmlns:w16se="http://schemas.microsoft.com/office/word/2015/wordml/symex" xmlns:wpg="http://schemas.microsoft.com/office/word/2010/wordprocessingGroup" xmlns:wpi="http://schemas.microsoft.com/office/word/2010/wordprocessingInk" xmlns:wne="http://schemas.microsoft.com/office/word/2006/wordml" xmlns:wps="http://schemas.microsoft.com/office/word/2010/wordprocessingShape" mc:Ignorable="w14 w15 w16se w16cid w16 w16cex w16sdtdh w16sdtfl w16du wp14">
   <w:body>
     <w:p>
       <w:pPr>
@@ -48,7 +48,7 @@
             <w:vAlign w:val="center"/>
           </w:tcPr>
           <w:p>
-            <w:pPr xmlns:w="http://schemas.openxmlformats.org/wordprocessingml/2006/main">
+            <w:pPr>
               <w:spacing w:after="0"/>
               <w:jc w:val="center"/>
               <w:rPr>
@@ -57,13 +57,13 @@
                 <w:szCs w:val="26"/>
               </w:rPr>
             </w:pPr>
-            <w:r xmlns:w="http://schemas.openxmlformats.org/wordprocessingml/2006/main">
+            <w:r>
               <w:rPr>
                 <w:rFonts w:ascii="Impact" w:eastAsia="Impact" w:hAnsi="Impact" w:cs="Impact"/>
                 <w:sz w:val="26"/>
                 <w:szCs w:val="26"/>
               </w:rPr>
-              <w:t xml:space="preserve">¿Cuántas formas diferentes hay de… ?</w:t>
+              <w:t>¿Cuántas formas diferentes hay de… ?</w:t>
             </w:r>
           </w:p>
         </w:tc>
@@ -80,7 +80,7 @@
             <w:vAlign w:val="center"/>
           </w:tcPr>
           <w:p>
-            <w:pPr xmlns:w="http://schemas.openxmlformats.org/wordprocessingml/2006/main">
+            <w:pPr>
               <w:spacing w:after="0"/>
               <w:jc w:val="center"/>
               <w:rPr>
@@ -89,13 +89,13 @@
                 <w:szCs w:val="26"/>
               </w:rPr>
             </w:pPr>
-            <w:r xmlns:w="http://schemas.openxmlformats.org/wordprocessingml/2006/main">
+            <w:r>
               <w:rPr>
                 <w:rFonts w:ascii="Impact" w:eastAsia="Impact" w:hAnsi="Impact" w:cs="Impact"/>
                 <w:sz w:val="26"/>
                 <w:szCs w:val="26"/>
               </w:rPr>
-              <w:t xml:space="preserve">Ejemplos de códigos</w:t>
+              <w:t>Ejemplos de códigos</w:t>
             </w:r>
           </w:p>
         </w:tc>
@@ -112,7 +112,7 @@
             <w:vAlign w:val="center"/>
           </w:tcPr>
           <w:p>
-            <w:pPr xmlns:w="http://schemas.openxmlformats.org/wordprocessingml/2006/main">
+            <w:pPr>
               <w:spacing w:after="0"/>
               <w:jc w:val="center"/>
               <w:rPr>
@@ -121,17 +121,17 @@
                 <w:szCs w:val="24"/>
               </w:rPr>
             </w:pPr>
-            <w:r xmlns:w="http://schemas.openxmlformats.org/wordprocessingml/2006/main">
+            <w:r>
               <w:rPr>
                 <w:rFonts w:ascii="Impact" w:eastAsia="Impact" w:hAnsi="Impact" w:cs="Impact"/>
                 <w:sz w:val="24"/>
                 <w:szCs w:val="24"/>
               </w:rPr>
-              <w:t xml:space="preserve">¿Influye el orden?</w:t>
+              <w:t>¿Influye el orden?</w:t>
             </w:r>
           </w:p>
           <w:p>
-            <w:pPr xmlns:w="http://schemas.openxmlformats.org/wordprocessingml/2006/main">
+            <w:pPr>
               <w:spacing w:after="0"/>
               <w:jc w:val="center"/>
               <w:rPr>
@@ -140,13 +140,13 @@
                 <w:szCs w:val="26"/>
               </w:rPr>
             </w:pPr>
-            <w:r xmlns:w="http://schemas.openxmlformats.org/wordprocessingml/2006/main">
+            <w:r>
               <w:rPr>
                 <w:rFonts w:ascii="Impact" w:eastAsia="Impact" w:hAnsi="Impact" w:cs="Impact"/>
                 <w:sz w:val="24"/>
                 <w:szCs w:val="24"/>
               </w:rPr>
-              <w:t xml:space="preserve">¿Se pueden repetir?</w:t>
+              <w:t>¿Se pueden repetir?</w:t>
             </w:r>
           </w:p>
         </w:tc>
@@ -163,7 +163,7 @@
             <w:vAlign w:val="center"/>
           </w:tcPr>
           <w:p>
-            <w:pPr xmlns:w="http://schemas.openxmlformats.org/wordprocessingml/2006/main">
+            <w:pPr>
               <w:spacing w:after="0"/>
               <w:jc w:val="center"/>
               <w:rPr>
@@ -172,17 +172,17 @@
                 <w:szCs w:val="26"/>
               </w:rPr>
             </w:pPr>
-            <w:r xmlns:w="http://schemas.openxmlformats.org/wordprocessingml/2006/main">
+            <w:r>
               <w:rPr>
                 <w:rFonts w:ascii="Impact" w:eastAsia="Impact" w:hAnsi="Impact" w:cs="Impact"/>
                 <w:sz w:val="26"/>
                 <w:szCs w:val="26"/>
               </w:rPr>
-              <w:t xml:space="preserve">r = casillas</w:t>
+              <w:t>r = casillas</w:t>
             </w:r>
           </w:p>
           <w:p>
-            <w:pPr xmlns:w="http://schemas.openxmlformats.org/wordprocessingml/2006/main">
+            <w:pPr>
               <w:spacing w:after="0"/>
               <w:jc w:val="center"/>
               <w:rPr>
@@ -191,13 +191,13 @@
                 <w:szCs w:val="26"/>
               </w:rPr>
             </w:pPr>
-            <w:r xmlns:w="http://schemas.openxmlformats.org/wordprocessingml/2006/main">
+            <w:r>
               <w:rPr>
                 <w:rFonts w:ascii="Impact" w:eastAsia="Impact" w:hAnsi="Impact" w:cs="Impact"/>
                 <w:sz w:val="26"/>
                 <w:szCs w:val="26"/>
               </w:rPr>
-              <w:t xml:space="preserve">n= elementos en cada casilla</w:t>
+              <w:t>n= elementos en cada casilla</w:t>
             </w:r>
           </w:p>
         </w:tc>
@@ -214,7 +214,7 @@
             <w:vAlign w:val="center"/>
           </w:tcPr>
           <w:p>
-            <w:pPr xmlns:w="http://schemas.openxmlformats.org/wordprocessingml/2006/main">
+            <w:pPr>
               <w:spacing w:after="0"/>
               <w:jc w:val="center"/>
               <w:rPr>
@@ -223,13 +223,13 @@
                 <w:szCs w:val="26"/>
               </w:rPr>
             </w:pPr>
-            <w:r xmlns:w="http://schemas.openxmlformats.org/wordprocessingml/2006/main">
+            <w:r>
               <w:rPr>
                 <w:rFonts w:ascii="Impact" w:eastAsia="Impact" w:hAnsi="Impact" w:cs="Impact"/>
                 <w:sz w:val="26"/>
                 <w:szCs w:val="26"/>
               </w:rPr>
-              <w:t xml:space="preserve">Procedimiento</w:t>
+              <w:t>Procedimiento</w:t>
             </w:r>
           </w:p>
         </w:tc>
@@ -246,7 +246,7 @@
             <w:vAlign w:val="center"/>
           </w:tcPr>
           <w:p>
-            <w:pPr xmlns:w="http://schemas.openxmlformats.org/wordprocessingml/2006/main">
+            <w:pPr>
               <w:spacing w:after="0"/>
               <w:jc w:val="center"/>
               <w:rPr>
@@ -255,13 +255,13 @@
                 <w:szCs w:val="26"/>
               </w:rPr>
             </w:pPr>
-            <w:r xmlns:w="http://schemas.openxmlformats.org/wordprocessingml/2006/main">
+            <w:r>
               <w:rPr>
                 <w:rFonts w:ascii="Impact" w:eastAsia="Impact" w:hAnsi="Impact" w:cs="Impact"/>
                 <w:sz w:val="26"/>
                 <w:szCs w:val="26"/>
               </w:rPr>
-              <w:t xml:space="preserve">Respuesta</w:t>
+              <w:t>Respuesta</w:t>
             </w:r>
           </w:p>
         </w:tc>
@@ -273,44 +273,42 @@
         <w:tc>
           <w:tcPr>
             <w:tcW w:w="2968" w:type="dxa"/>
-            <w:shd w:val="clear" w:color="auto" w:fill="auto"/>
-            <w:tcMar>
-              <w:top w:w="100" w:type="dxa"/>
-              <w:left w:w="100" w:type="dxa"/>
-              <w:bottom w:w="100" w:type="dxa"/>
-              <w:right w:w="100" w:type="dxa"/>
-            </w:tcMar>
-            <w:vAlign w:val="center"/>
-          </w:tcPr>
-          <w:p>
-            <w:pPr xmlns:w="http://schemas.openxmlformats.org/wordprocessingml/2006/main">
-              <w:widowControl w:val="0"/>
-              <w:pBdr>
-                <w:top w:val="nil"/>
-                <w:left w:val="nil"/>
-                <w:bottom w:val="nil"/>
-                <w:right w:val="nil"/>
-                <w:between w:val="nil"/>
-              </w:pBdr>
-              <w:spacing w:before="200" w:after="200" w:line="240" w:lineRule="auto"/>
-              <w:rPr>
-                <w:sz w:val="20"/>
-                <w:szCs w:val="20"/>
-              </w:rPr>
-            </w:pPr>
-            <w:r xmlns:w="http://schemas.openxmlformats.org/wordprocessingml/2006/main">
-              <w:rPr>
-                <w:sz w:val="20"/>
-                <w:szCs w:val="20"/>
-              </w:rPr>
-              <w:t xml:space="preserve">Elegir presidente, secretario y portavoz de un grupo de 12 personas si una persona no puede tener más de un cargo.</w:t>
+            <w:tcMar>
+              <w:top w:w="100" w:type="dxa"/>
+              <w:left w:w="100" w:type="dxa"/>
+              <w:bottom w:w="100" w:type="dxa"/>
+              <w:right w:w="100" w:type="dxa"/>
+            </w:tcMar>
+            <w:vAlign w:val="center"/>
+          </w:tcPr>
+          <w:p>
+            <w:pPr>
+              <w:widowControl w:val="0"/>
+              <w:pBdr>
+                <w:top w:val="nil"/>
+                <w:left w:val="nil"/>
+                <w:bottom w:val="nil"/>
+                <w:right w:val="nil"/>
+                <w:between w:val="nil"/>
+              </w:pBdr>
+              <w:spacing w:before="200" w:after="200" w:line="240" w:lineRule="auto"/>
+              <w:rPr>
+                <w:sz w:val="20"/>
+                <w:szCs w:val="20"/>
+              </w:rPr>
+            </w:pPr>
+            <w:r>
+              <w:rPr>
+                <w:sz w:val="20"/>
+                <w:szCs w:val="20"/>
+              </w:rPr>
+              <w:t>Elegir presidente, secretario y portavoz de un grupo de 12 personas si una persona no puede tener más de un cargo.</w:t>
             </w:r>
           </w:p>
         </w:tc>
         <w:tc>
           <w:tcPr>
             <w:tcW w:w="1230" w:type="dxa"/>
-            <w:shd w:val="clear" w:color="auto" w:fill="auto"/>
             <w:tcMar>
               <w:top w:w="100" w:type="dxa"/>
               <w:left w:w="100" w:type="dxa"/>
@@ -337,6 +335,7 @@
             </w:pPr>
             <w:r>
               <w:rPr>
+                <w:noProof/>
                 <w:sz w:val="20"/>
                 <w:szCs w:val="20"/>
               </w:rPr>
@@ -381,7 +380,6 @@
         <w:tc>
           <w:tcPr>
             <w:tcW w:w="1245" w:type="dxa"/>
-            <w:shd w:val="clear" w:color="auto" w:fill="auto"/>
             <w:tcMar>
               <w:top w:w="100" w:type="dxa"/>
               <w:left w:w="100" w:type="dxa"/>
@@ -408,6 +406,7 @@
             </w:pPr>
             <w:r>
               <w:rPr>
+                <w:noProof/>
                 <w:sz w:val="20"/>
                 <w:szCs w:val="20"/>
               </w:rPr>
@@ -452,7 +451,6 @@
         <w:tc>
           <w:tcPr>
             <w:tcW w:w="2055" w:type="dxa"/>
-            <w:shd w:val="clear" w:color="auto" w:fill="auto"/>
             <w:tcMar>
               <w:top w:w="100" w:type="dxa"/>
               <w:left w:w="100" w:type="dxa"/>
@@ -479,6 +477,7 @@
             </w:pPr>
             <w:r>
               <w:rPr>
+                <w:noProof/>
                 <w:sz w:val="20"/>
                 <w:szCs w:val="20"/>
               </w:rPr>
@@ -523,7 +522,6 @@
         <w:tc>
           <w:tcPr>
             <w:tcW w:w="6060" w:type="dxa"/>
-            <w:shd w:val="clear" w:color="auto" w:fill="auto"/>
             <w:tcMar>
               <w:top w:w="100" w:type="dxa"/>
               <w:left w:w="100" w:type="dxa"/>
@@ -546,7 +544,6 @@
         <w:tc>
           <w:tcPr>
             <w:tcW w:w="2145" w:type="dxa"/>
-            <w:shd w:val="clear" w:color="auto" w:fill="auto"/>
             <w:tcMar>
               <w:top w:w="100" w:type="dxa"/>
               <w:left w:w="100" w:type="dxa"/>
@@ -574,37 +571,35 @@
         <w:tc>
           <w:tcPr>
             <w:tcW w:w="2968" w:type="dxa"/>
-            <w:shd w:val="clear" w:color="auto" w:fill="auto"/>
-            <w:tcMar>
-              <w:top w:w="100" w:type="dxa"/>
-              <w:left w:w="100" w:type="dxa"/>
-              <w:bottom w:w="100" w:type="dxa"/>
-              <w:right w:w="100" w:type="dxa"/>
-            </w:tcMar>
-            <w:vAlign w:val="center"/>
-          </w:tcPr>
-          <w:p>
-            <w:pPr xmlns:w="http://schemas.openxmlformats.org/wordprocessingml/2006/main">
-              <w:widowControl w:val="0"/>
-              <w:spacing w:before="200" w:after="200" w:line="240" w:lineRule="auto"/>
-              <w:rPr>
-                <w:sz w:val="20"/>
-                <w:szCs w:val="20"/>
-              </w:rPr>
-            </w:pPr>
-            <w:r xmlns:w="http://schemas.openxmlformats.org/wordprocessingml/2006/main">
-              <w:rPr>
-                <w:sz w:val="20"/>
-                <w:szCs w:val="20"/>
-              </w:rPr>
-              <w:t xml:space="preserve">Elegir presidente, secretario y portavoz de un grupo de 12 personas si una persona puede tener más de un cargo.</w:t>
+            <w:tcMar>
+              <w:top w:w="100" w:type="dxa"/>
+              <w:left w:w="100" w:type="dxa"/>
+              <w:bottom w:w="100" w:type="dxa"/>
+              <w:right w:w="100" w:type="dxa"/>
+            </w:tcMar>
+            <w:vAlign w:val="center"/>
+          </w:tcPr>
+          <w:p>
+            <w:pPr>
+              <w:widowControl w:val="0"/>
+              <w:spacing w:before="200" w:after="200" w:line="240" w:lineRule="auto"/>
+              <w:rPr>
+                <w:sz w:val="20"/>
+                <w:szCs w:val="20"/>
+              </w:rPr>
+            </w:pPr>
+            <w:r>
+              <w:rPr>
+                <w:sz w:val="20"/>
+                <w:szCs w:val="20"/>
+              </w:rPr>
+              <w:t>Elegir presidente, secretario y portavoz de un grupo de 12 personas si una persona puede tener más de un cargo.</w:t>
             </w:r>
           </w:p>
         </w:tc>
         <w:tc>
           <w:tcPr>
             <w:tcW w:w="1230" w:type="dxa"/>
-            <w:shd w:val="clear" w:color="auto" w:fill="auto"/>
             <w:tcMar>
               <w:top w:w="100" w:type="dxa"/>
               <w:left w:w="100" w:type="dxa"/>
@@ -627,7 +622,6 @@
         <w:tc>
           <w:tcPr>
             <w:tcW w:w="1245" w:type="dxa"/>
-            <w:shd w:val="clear" w:color="auto" w:fill="auto"/>
             <w:tcMar>
               <w:top w:w="100" w:type="dxa"/>
               <w:left w:w="100" w:type="dxa"/>
@@ -650,7 +644,6 @@
         <w:tc>
           <w:tcPr>
             <w:tcW w:w="2055" w:type="dxa"/>
-            <w:shd w:val="clear" w:color="auto" w:fill="auto"/>
             <w:tcMar>
               <w:top w:w="100" w:type="dxa"/>
               <w:left w:w="100" w:type="dxa"/>
@@ -673,7 +666,6 @@
         <w:tc>
           <w:tcPr>
             <w:tcW w:w="6060" w:type="dxa"/>
-            <w:shd w:val="clear" w:color="auto" w:fill="auto"/>
             <w:tcMar>
               <w:top w:w="100" w:type="dxa"/>
               <w:left w:w="100" w:type="dxa"/>
@@ -696,7 +688,6 @@
         <w:tc>
           <w:tcPr>
             <w:tcW w:w="2145" w:type="dxa"/>
-            <w:shd w:val="clear" w:color="auto" w:fill="auto"/>
             <w:tcMar>
               <w:top w:w="100" w:type="dxa"/>
               <w:left w:w="100" w:type="dxa"/>
@@ -724,44 +715,42 @@
         <w:tc>
           <w:tcPr>
             <w:tcW w:w="2968" w:type="dxa"/>
-            <w:shd w:val="clear" w:color="auto" w:fill="auto"/>
-            <w:tcMar>
-              <w:top w:w="100" w:type="dxa"/>
-              <w:left w:w="100" w:type="dxa"/>
-              <w:bottom w:w="100" w:type="dxa"/>
-              <w:right w:w="100" w:type="dxa"/>
-            </w:tcMar>
-            <w:vAlign w:val="center"/>
-          </w:tcPr>
-          <w:p>
-            <w:pPr xmlns:w="http://schemas.openxmlformats.org/wordprocessingml/2006/main">
-              <w:widowControl w:val="0"/>
-              <w:pBdr>
-                <w:top w:val="nil"/>
-                <w:left w:val="nil"/>
-                <w:bottom w:val="nil"/>
-                <w:right w:val="nil"/>
-                <w:between w:val="nil"/>
-              </w:pBdr>
-              <w:spacing w:before="200" w:after="200" w:line="240" w:lineRule="auto"/>
-              <w:rPr>
-                <w:sz w:val="20"/>
-                <w:szCs w:val="20"/>
-              </w:rPr>
-            </w:pPr>
-            <w:r xmlns:w="http://schemas.openxmlformats.org/wordprocessingml/2006/main">
-              <w:rPr>
-                <w:sz w:val="20"/>
-                <w:szCs w:val="20"/>
-              </w:rPr>
-              <w:t xml:space="preserve">Formar palabras de tres letras distintas con las letras de la palabra PERMUTACIÓN.</w:t>
+            <w:tcMar>
+              <w:top w:w="100" w:type="dxa"/>
+              <w:left w:w="100" w:type="dxa"/>
+              <w:bottom w:w="100" w:type="dxa"/>
+              <w:right w:w="100" w:type="dxa"/>
+            </w:tcMar>
+            <w:vAlign w:val="center"/>
+          </w:tcPr>
+          <w:p>
+            <w:pPr>
+              <w:widowControl w:val="0"/>
+              <w:pBdr>
+                <w:top w:val="nil"/>
+                <w:left w:val="nil"/>
+                <w:bottom w:val="nil"/>
+                <w:right w:val="nil"/>
+                <w:between w:val="nil"/>
+              </w:pBdr>
+              <w:spacing w:before="200" w:after="200" w:line="240" w:lineRule="auto"/>
+              <w:rPr>
+                <w:sz w:val="20"/>
+                <w:szCs w:val="20"/>
+              </w:rPr>
+            </w:pPr>
+            <w:r>
+              <w:rPr>
+                <w:sz w:val="20"/>
+                <w:szCs w:val="20"/>
+              </w:rPr>
+              <w:t>Formar palabras de tres letras distintas con las letras de la palabra PERMUTACIÓN.</w:t>
             </w:r>
           </w:p>
         </w:tc>
         <w:tc>
           <w:tcPr>
             <w:tcW w:w="1230" w:type="dxa"/>
-            <w:shd w:val="clear" w:color="auto" w:fill="auto"/>
             <w:tcMar>
               <w:top w:w="100" w:type="dxa"/>
               <w:left w:w="100" w:type="dxa"/>
@@ -791,7 +780,6 @@
         <w:tc>
           <w:tcPr>
             <w:tcW w:w="1245" w:type="dxa"/>
-            <w:shd w:val="clear" w:color="auto" w:fill="auto"/>
             <w:tcMar>
               <w:top w:w="100" w:type="dxa"/>
               <w:left w:w="100" w:type="dxa"/>
@@ -821,7 +809,6 @@
         <w:tc>
           <w:tcPr>
             <w:tcW w:w="2055" w:type="dxa"/>
-            <w:shd w:val="clear" w:color="auto" w:fill="auto"/>
             <w:tcMar>
               <w:top w:w="100" w:type="dxa"/>
               <w:left w:w="100" w:type="dxa"/>
@@ -851,7 +838,6 @@
         <w:tc>
           <w:tcPr>
             <w:tcW w:w="6060" w:type="dxa"/>
-            <w:shd w:val="clear" w:color="auto" w:fill="auto"/>
             <w:tcMar>
               <w:top w:w="100" w:type="dxa"/>
               <w:left w:w="100" w:type="dxa"/>
@@ -881,7 +867,6 @@
         <w:tc>
           <w:tcPr>
             <w:tcW w:w="2145" w:type="dxa"/>
-            <w:shd w:val="clear" w:color="auto" w:fill="auto"/>
             <w:tcMar>
               <w:top w:w="100" w:type="dxa"/>
               <w:left w:w="100" w:type="dxa"/>
@@ -916,60 +901,42 @@
         <w:tc>
           <w:tcPr>
             <w:tcW w:w="2968" w:type="dxa"/>
-            <w:shd w:val="clear" w:color="auto" w:fill="auto"/>
-            <w:tcMar>
-              <w:top w:w="100" w:type="dxa"/>
-              <w:left w:w="100" w:type="dxa"/>
-              <w:bottom w:w="100" w:type="dxa"/>
-              <w:right w:w="100" w:type="dxa"/>
-            </w:tcMar>
-            <w:vAlign w:val="center"/>
-          </w:tcPr>
-          <w:p>
-            <w:pPr xmlns:w="http://schemas.openxmlformats.org/wordprocessingml/2006/main">
-              <w:widowControl w:val="0"/>
-              <w:pBdr>
-                <w:top w:val="nil"/>
-                <w:left w:val="nil"/>
-                <w:bottom w:val="nil"/>
-                <w:right w:val="nil"/>
-                <w:between w:val="nil"/>
-              </w:pBdr>
-              <w:spacing w:before="200" w:after="200" w:line="240" w:lineRule="auto"/>
-              <w:rPr>
-                <w:sz w:val="20"/>
-                <w:szCs w:val="20"/>
-              </w:rPr>
-            </w:pPr>
-            <w:r xmlns:w="http://schemas.openxmlformats.org/wordprocessingml/2006/main">
-              <w:rPr>
-                <w:sz w:val="20"/>
-                <w:szCs w:val="20"/>
-              </w:rPr>
-              <w:t xml:space="preserve">Colorear una bandera con 3 colores disponibles en disposición </w:t>
+            <w:tcMar>
+              <w:top w:w="100" w:type="dxa"/>
+              <w:left w:w="100" w:type="dxa"/>
+              <w:bottom w:w="100" w:type="dxa"/>
+              <w:right w:w="100" w:type="dxa"/>
+            </w:tcMar>
+            <w:vAlign w:val="center"/>
+          </w:tcPr>
+          <w:p>
+            <w:pPr>
+              <w:widowControl w:val="0"/>
+              <w:pBdr>
+                <w:top w:val="nil"/>
+                <w:left w:val="nil"/>
+                <w:bottom w:val="nil"/>
+                <w:right w:val="nil"/>
+                <w:between w:val="nil"/>
+              </w:pBdr>
+              <w:spacing w:before="200" w:after="200" w:line="240" w:lineRule="auto"/>
+              <w:rPr>
+                <w:sz w:val="20"/>
+                <w:szCs w:val="20"/>
+              </w:rPr>
+            </w:pPr>
+            <w:r>
+              <w:rPr>
+                <w:sz w:val="20"/>
+                <w:szCs w:val="20"/>
+              </w:rPr>
+              <w:t>Colorear una bandera con 3 colores disponibles en disposición horizontal y debemos utilizar un mínimo de 2 y un máximo de 3 y no se pueden repetir los colores.</w:t>
             </w:r>
-            <w:proofErr xmlns:w="http://schemas.openxmlformats.org/wordprocessingml/2006/main" w:type="spellStart"/>
-            <w:r xmlns:w="http://schemas.openxmlformats.org/wordprocessingml/2006/main">
-              <w:rPr>
-                <w:sz w:val="20"/>
-                <w:szCs w:val="20"/>
-              </w:rPr>
-              <w:t xml:space="preserve">horizontal </w:t>
-            </w:r>
-            <w:proofErr xmlns:w="http://schemas.openxmlformats.org/wordprocessingml/2006/main" w:type="spellEnd"/>
-            <w:r xmlns:w="http://schemas.openxmlformats.org/wordprocessingml/2006/main">
-              <w:rPr>
-                <w:sz w:val="20"/>
-                <w:szCs w:val="20"/>
-              </w:rPr>
-              <w:t xml:space="preserve">y debemos utilizar un mínimo de 2 y un máximo de 3 y no se pueden repetir los colores.</w:t>
-            </w:r>
           </w:p>
         </w:tc>
         <w:tc>
           <w:tcPr>
             <w:tcW w:w="1230" w:type="dxa"/>
-            <w:shd w:val="clear" w:color="auto" w:fill="auto"/>
             <w:tcMar>
               <w:top w:w="100" w:type="dxa"/>
               <w:left w:w="100" w:type="dxa"/>
@@ -999,7 +966,6 @@
         <w:tc>
           <w:tcPr>
             <w:tcW w:w="1245" w:type="dxa"/>
-            <w:shd w:val="clear" w:color="auto" w:fill="auto"/>
             <w:tcMar>
               <w:top w:w="100" w:type="dxa"/>
               <w:left w:w="100" w:type="dxa"/>
@@ -1029,7 +995,6 @@
         <w:tc>
           <w:tcPr>
             <w:tcW w:w="2055" w:type="dxa"/>
-            <w:shd w:val="clear" w:color="auto" w:fill="auto"/>
             <w:tcMar>
               <w:top w:w="100" w:type="dxa"/>
               <w:left w:w="100" w:type="dxa"/>
@@ -1059,7 +1024,6 @@
         <w:tc>
           <w:tcPr>
             <w:tcW w:w="6060" w:type="dxa"/>
-            <w:shd w:val="clear" w:color="auto" w:fill="auto"/>
             <w:tcMar>
               <w:top w:w="100" w:type="dxa"/>
               <w:left w:w="100" w:type="dxa"/>
@@ -1089,7 +1053,6 @@
         <w:tc>
           <w:tcPr>
             <w:tcW w:w="2145" w:type="dxa"/>
-            <w:shd w:val="clear" w:color="auto" w:fill="auto"/>
             <w:tcMar>
               <w:top w:w="100" w:type="dxa"/>
               <w:left w:w="100" w:type="dxa"/>
@@ -1124,51 +1087,43 @@
         <w:tc>
           <w:tcPr>
             <w:tcW w:w="2968" w:type="dxa"/>
-            <w:shd w:val="clear" w:color="auto" w:fill="auto"/>
-            <w:tcMar>
-              <w:top w:w="100" w:type="dxa"/>
-              <w:left w:w="100" w:type="dxa"/>
-              <w:bottom w:w="100" w:type="dxa"/>
-              <w:right w:w="100" w:type="dxa"/>
-            </w:tcMar>
-            <w:vAlign w:val="center"/>
-          </w:tcPr>
-          <w:p>
-            <w:pPr xmlns:w="http://schemas.openxmlformats.org/wordprocessingml/2006/main">
-              <w:widowControl w:val="0"/>
-              <w:pBdr>
-                <w:top w:val="nil"/>
-                <w:left w:val="nil"/>
-                <w:bottom w:val="nil"/>
-                <w:right w:val="nil"/>
-                <w:between w:val="nil"/>
-              </w:pBdr>
-              <w:spacing w:before="200" w:after="200" w:line="240" w:lineRule="auto"/>
-              <w:rPr>
-                <w:sz w:val="20"/>
-                <w:szCs w:val="20"/>
-              </w:rPr>
-            </w:pPr>
-            <w:r xmlns:w="http://schemas.openxmlformats.org/wordprocessingml/2006/main">
-              <w:rPr>
-                <w:sz w:val="20"/>
-                <w:szCs w:val="20"/>
-              </w:rPr>
-              <w:lastRenderedPageBreak xmlns:w="http://schemas.openxmlformats.org/wordprocessingml/2006/main"/>
+            <w:tcMar>
+              <w:top w:w="100" w:type="dxa"/>
+              <w:left w:w="100" w:type="dxa"/>
+              <w:bottom w:w="100" w:type="dxa"/>
+              <w:right w:w="100" w:type="dxa"/>
+            </w:tcMar>
+            <w:vAlign w:val="center"/>
+          </w:tcPr>
+          <w:p>
+            <w:pPr>
+              <w:widowControl w:val="0"/>
+              <w:pBdr>
+                <w:top w:val="nil"/>
+                <w:left w:val="nil"/>
+                <w:bottom w:val="nil"/>
+                <w:right w:val="nil"/>
+                <w:between w:val="nil"/>
+              </w:pBdr>
+              <w:spacing w:before="200" w:after="200" w:line="240" w:lineRule="auto"/>
+              <w:rPr>
+                <w:sz w:val="20"/>
+                <w:szCs w:val="20"/>
+              </w:rPr>
+            </w:pPr>
+            <w:r>
+              <w:rPr>
+                <w:sz w:val="20"/>
+                <w:szCs w:val="20"/>
+              </w:rPr>
+              <w:lastRenderedPageBreak/>
+              <w:t>Elegir un helado si hay 6 sabores diferentes y nos permiten elegir 2 sabores distintos.</w:t>
             </w:r>
-            <w:r xmlns:w="http://schemas.openxmlformats.org/wordprocessingml/2006/main">
-              <w:rPr>
-                <w:sz w:val="20"/>
-                <w:szCs w:val="20"/>
-              </w:rPr>
-              <w:t xml:space="preserve">Elegir un helado si hay 6 sabores diferentes y nos permiten elegir 2 sabores distintos.</w:t>
-            </w:r>
           </w:p>
         </w:tc>
         <w:tc>
           <w:tcPr>
             <w:tcW w:w="1230" w:type="dxa"/>
-            <w:shd w:val="clear" w:color="auto" w:fill="auto"/>
             <w:tcMar>
               <w:top w:w="100" w:type="dxa"/>
               <w:left w:w="100" w:type="dxa"/>
@@ -1198,7 +1153,6 @@
         <w:tc>
           <w:tcPr>
             <w:tcW w:w="1245" w:type="dxa"/>
-            <w:shd w:val="clear" w:color="auto" w:fill="auto"/>
             <w:tcMar>
               <w:top w:w="100" w:type="dxa"/>
               <w:left w:w="100" w:type="dxa"/>
@@ -1228,7 +1182,6 @@
         <w:tc>
           <w:tcPr>
             <w:tcW w:w="2055" w:type="dxa"/>
-            <w:shd w:val="clear" w:color="auto" w:fill="auto"/>
             <w:tcMar>
               <w:top w:w="100" w:type="dxa"/>
               <w:left w:w="100" w:type="dxa"/>
@@ -1258,7 +1211,6 @@
         <w:tc>
           <w:tcPr>
             <w:tcW w:w="6060" w:type="dxa"/>
-            <w:shd w:val="clear" w:color="auto" w:fill="auto"/>
             <w:tcMar>
               <w:top w:w="100" w:type="dxa"/>
               <w:left w:w="100" w:type="dxa"/>
@@ -1288,7 +1240,6 @@
         <w:tc>
           <w:tcPr>
             <w:tcW w:w="2145" w:type="dxa"/>
-            <w:shd w:val="clear" w:color="auto" w:fill="auto"/>
             <w:tcMar>
               <w:top w:w="100" w:type="dxa"/>
               <w:left w:w="100" w:type="dxa"/>
@@ -1323,44 +1274,42 @@
         <w:tc>
           <w:tcPr>
             <w:tcW w:w="2968" w:type="dxa"/>
-            <w:shd w:val="clear" w:color="auto" w:fill="auto"/>
-            <w:tcMar>
-              <w:top w:w="100" w:type="dxa"/>
-              <w:left w:w="100" w:type="dxa"/>
-              <w:bottom w:w="100" w:type="dxa"/>
-              <w:right w:w="100" w:type="dxa"/>
-            </w:tcMar>
-            <w:vAlign w:val="center"/>
-          </w:tcPr>
-          <w:p>
-            <w:pPr xmlns:w="http://schemas.openxmlformats.org/wordprocessingml/2006/main">
-              <w:widowControl w:val="0"/>
-              <w:pBdr>
-                <w:top w:val="nil"/>
-                <w:left w:val="nil"/>
-                <w:bottom w:val="nil"/>
-                <w:right w:val="nil"/>
-                <w:between w:val="nil"/>
-              </w:pBdr>
-              <w:spacing w:before="200" w:after="200" w:line="240" w:lineRule="auto"/>
-              <w:rPr>
-                <w:sz w:val="20"/>
-                <w:szCs w:val="20"/>
-              </w:rPr>
-            </w:pPr>
-            <w:r xmlns:w="http://schemas.openxmlformats.org/wordprocessingml/2006/main">
-              <w:rPr>
-                <w:sz w:val="20"/>
-                <w:szCs w:val="20"/>
-              </w:rPr>
-              <w:t xml:space="preserve">Con 4 botes de pintura de colores diferentes, cuántas mezclas de 2 colores diferentes podemos hacer.</w:t>
+            <w:tcMar>
+              <w:top w:w="100" w:type="dxa"/>
+              <w:left w:w="100" w:type="dxa"/>
+              <w:bottom w:w="100" w:type="dxa"/>
+              <w:right w:w="100" w:type="dxa"/>
+            </w:tcMar>
+            <w:vAlign w:val="center"/>
+          </w:tcPr>
+          <w:p>
+            <w:pPr>
+              <w:widowControl w:val="0"/>
+              <w:pBdr>
+                <w:top w:val="nil"/>
+                <w:left w:val="nil"/>
+                <w:bottom w:val="nil"/>
+                <w:right w:val="nil"/>
+                <w:between w:val="nil"/>
+              </w:pBdr>
+              <w:spacing w:before="200" w:after="200" w:line="240" w:lineRule="auto"/>
+              <w:rPr>
+                <w:sz w:val="20"/>
+                <w:szCs w:val="20"/>
+              </w:rPr>
+            </w:pPr>
+            <w:r>
+              <w:rPr>
+                <w:sz w:val="20"/>
+                <w:szCs w:val="20"/>
+              </w:rPr>
+              <w:t>Con 4 botes de pintura de colores diferentes, cuántas mezclas de 2 colores diferentes podemos hacer.</w:t>
             </w:r>
           </w:p>
         </w:tc>
         <w:tc>
           <w:tcPr>
             <w:tcW w:w="1230" w:type="dxa"/>
-            <w:shd w:val="clear" w:color="auto" w:fill="auto"/>
             <w:tcMar>
               <w:top w:w="100" w:type="dxa"/>
               <w:left w:w="100" w:type="dxa"/>
@@ -1390,7 +1339,6 @@
         <w:tc>
           <w:tcPr>
             <w:tcW w:w="1245" w:type="dxa"/>
-            <w:shd w:val="clear" w:color="auto" w:fill="auto"/>
             <w:tcMar>
               <w:top w:w="100" w:type="dxa"/>
               <w:left w:w="100" w:type="dxa"/>
@@ -1420,7 +1368,6 @@
         <w:tc>
           <w:tcPr>
             <w:tcW w:w="2055" w:type="dxa"/>
-            <w:shd w:val="clear" w:color="auto" w:fill="auto"/>
             <w:tcMar>
               <w:top w:w="100" w:type="dxa"/>
               <w:left w:w="100" w:type="dxa"/>
@@ -1450,7 +1397,6 @@
         <w:tc>
           <w:tcPr>
             <w:tcW w:w="6060" w:type="dxa"/>
-            <w:shd w:val="clear" w:color="auto" w:fill="auto"/>
             <w:tcMar>
               <w:top w:w="100" w:type="dxa"/>
               <w:left w:w="100" w:type="dxa"/>
@@ -1480,7 +1426,6 @@
         <w:tc>
           <w:tcPr>
             <w:tcW w:w="2145" w:type="dxa"/>
-            <w:shd w:val="clear" w:color="auto" w:fill="auto"/>
             <w:tcMar>
               <w:top w:w="100" w:type="dxa"/>
               <w:left w:w="100" w:type="dxa"/>
@@ -1515,44 +1460,42 @@
         <w:tc>
           <w:tcPr>
             <w:tcW w:w="2968" w:type="dxa"/>
-            <w:shd w:val="clear" w:color="auto" w:fill="auto"/>
-            <w:tcMar>
-              <w:top w:w="100" w:type="dxa"/>
-              <w:left w:w="100" w:type="dxa"/>
-              <w:bottom w:w="100" w:type="dxa"/>
-              <w:right w:w="100" w:type="dxa"/>
-            </w:tcMar>
-            <w:vAlign w:val="center"/>
-          </w:tcPr>
-          <w:p>
-            <w:pPr xmlns:w="http://schemas.openxmlformats.org/wordprocessingml/2006/main">
-              <w:widowControl w:val="0"/>
-              <w:pBdr>
-                <w:top w:val="nil"/>
-                <w:left w:val="nil"/>
-                <w:bottom w:val="nil"/>
-                <w:right w:val="nil"/>
-                <w:between w:val="nil"/>
-              </w:pBdr>
-              <w:spacing w:before="200" w:after="200" w:line="240" w:lineRule="auto"/>
-              <w:rPr>
-                <w:sz w:val="20"/>
-                <w:szCs w:val="20"/>
-              </w:rPr>
-            </w:pPr>
-            <w:r xmlns:w="http://schemas.openxmlformats.org/wordprocessingml/2006/main">
-              <w:rPr>
-                <w:sz w:val="20"/>
-                <w:szCs w:val="20"/>
-              </w:rPr>
-              <w:t xml:space="preserve">Contestar a 4 preguntas de un listado de 5.</w:t>
+            <w:tcMar>
+              <w:top w:w="100" w:type="dxa"/>
+              <w:left w:w="100" w:type="dxa"/>
+              <w:bottom w:w="100" w:type="dxa"/>
+              <w:right w:w="100" w:type="dxa"/>
+            </w:tcMar>
+            <w:vAlign w:val="center"/>
+          </w:tcPr>
+          <w:p>
+            <w:pPr>
+              <w:widowControl w:val="0"/>
+              <w:pBdr>
+                <w:top w:val="nil"/>
+                <w:left w:val="nil"/>
+                <w:bottom w:val="nil"/>
+                <w:right w:val="nil"/>
+                <w:between w:val="nil"/>
+              </w:pBdr>
+              <w:spacing w:before="200" w:after="200" w:line="240" w:lineRule="auto"/>
+              <w:rPr>
+                <w:sz w:val="20"/>
+                <w:szCs w:val="20"/>
+              </w:rPr>
+            </w:pPr>
+            <w:r>
+              <w:rPr>
+                <w:sz w:val="20"/>
+                <w:szCs w:val="20"/>
+              </w:rPr>
+              <w:t>Contestar a 4 preguntas de un listado de 5.</w:t>
             </w:r>
           </w:p>
         </w:tc>
         <w:tc>
           <w:tcPr>
             <w:tcW w:w="1230" w:type="dxa"/>
-            <w:shd w:val="clear" w:color="auto" w:fill="auto"/>
             <w:tcMar>
               <w:top w:w="100" w:type="dxa"/>
               <w:left w:w="100" w:type="dxa"/>
@@ -1582,7 +1525,6 @@
         <w:tc>
           <w:tcPr>
             <w:tcW w:w="1245" w:type="dxa"/>
-            <w:shd w:val="clear" w:color="auto" w:fill="auto"/>
             <w:tcMar>
               <w:top w:w="100" w:type="dxa"/>
               <w:left w:w="100" w:type="dxa"/>
@@ -1612,7 +1554,6 @@
         <w:tc>
           <w:tcPr>
             <w:tcW w:w="2055" w:type="dxa"/>
-            <w:shd w:val="clear" w:color="auto" w:fill="auto"/>
             <w:tcMar>
               <w:top w:w="100" w:type="dxa"/>
               <w:left w:w="100" w:type="dxa"/>
@@ -1642,7 +1583,6 @@
         <w:tc>
           <w:tcPr>
             <w:tcW w:w="6060" w:type="dxa"/>
-            <w:shd w:val="clear" w:color="auto" w:fill="auto"/>
             <w:tcMar>
               <w:top w:w="100" w:type="dxa"/>
               <w:left w:w="100" w:type="dxa"/>
@@ -1672,7 +1612,6 @@
         <w:tc>
           <w:tcPr>
             <w:tcW w:w="2145" w:type="dxa"/>
-            <w:shd w:val="clear" w:color="auto" w:fill="auto"/>
             <w:tcMar>
               <w:top w:w="100" w:type="dxa"/>
               <w:left w:w="100" w:type="dxa"/>
@@ -1707,44 +1646,42 @@
         <w:tc>
           <w:tcPr>
             <w:tcW w:w="2968" w:type="dxa"/>
-            <w:shd w:val="clear" w:color="auto" w:fill="auto"/>
-            <w:tcMar>
-              <w:top w:w="100" w:type="dxa"/>
-              <w:left w:w="100" w:type="dxa"/>
-              <w:bottom w:w="100" w:type="dxa"/>
-              <w:right w:w="100" w:type="dxa"/>
-            </w:tcMar>
-            <w:vAlign w:val="center"/>
-          </w:tcPr>
-          <w:p>
-            <w:pPr xmlns:w="http://schemas.openxmlformats.org/wordprocessingml/2006/main">
-              <w:widowControl w:val="0"/>
-              <w:pBdr>
-                <w:top w:val="nil"/>
-                <w:left w:val="nil"/>
-                <w:bottom w:val="nil"/>
-                <w:right w:val="nil"/>
-                <w:between w:val="nil"/>
-              </w:pBdr>
-              <w:spacing w:before="200" w:after="200" w:line="240" w:lineRule="auto"/>
-              <w:rPr>
-                <w:sz w:val="20"/>
-                <w:szCs w:val="20"/>
-              </w:rPr>
-            </w:pPr>
-            <w:r xmlns:w="http://schemas.openxmlformats.org/wordprocessingml/2006/main">
-              <w:rPr>
-                <w:sz w:val="20"/>
-                <w:szCs w:val="20"/>
-              </w:rPr>
-              <w:t xml:space="preserve">Asignar 2 hermanos gemelos de forma que no coincidan en la misma clase si la escuela tiene 4 clases de 3º de ESO.</w:t>
+            <w:tcMar>
+              <w:top w:w="100" w:type="dxa"/>
+              <w:left w:w="100" w:type="dxa"/>
+              <w:bottom w:w="100" w:type="dxa"/>
+              <w:right w:w="100" w:type="dxa"/>
+            </w:tcMar>
+            <w:vAlign w:val="center"/>
+          </w:tcPr>
+          <w:p>
+            <w:pPr>
+              <w:widowControl w:val="0"/>
+              <w:pBdr>
+                <w:top w:val="nil"/>
+                <w:left w:val="nil"/>
+                <w:bottom w:val="nil"/>
+                <w:right w:val="nil"/>
+                <w:between w:val="nil"/>
+              </w:pBdr>
+              <w:spacing w:before="200" w:after="200" w:line="240" w:lineRule="auto"/>
+              <w:rPr>
+                <w:sz w:val="20"/>
+                <w:szCs w:val="20"/>
+              </w:rPr>
+            </w:pPr>
+            <w:r>
+              <w:rPr>
+                <w:sz w:val="20"/>
+                <w:szCs w:val="20"/>
+              </w:rPr>
+              <w:t>Asignar 2 hermanos gemelos de forma que no coincidan en la misma clase si la escuela tiene 4 clases de 3º de ESO.</w:t>
             </w:r>
           </w:p>
         </w:tc>
         <w:tc>
           <w:tcPr>
             <w:tcW w:w="1230" w:type="dxa"/>
-            <w:shd w:val="clear" w:color="auto" w:fill="auto"/>
             <w:tcMar>
               <w:top w:w="100" w:type="dxa"/>
               <w:left w:w="100" w:type="dxa"/>
@@ -1774,7 +1711,6 @@
         <w:tc>
           <w:tcPr>
             <w:tcW w:w="1245" w:type="dxa"/>
-            <w:shd w:val="clear" w:color="auto" w:fill="auto"/>
             <w:tcMar>
               <w:top w:w="100" w:type="dxa"/>
               <w:left w:w="100" w:type="dxa"/>
@@ -1804,7 +1740,6 @@
         <w:tc>
           <w:tcPr>
             <w:tcW w:w="2055" w:type="dxa"/>
-            <w:shd w:val="clear" w:color="auto" w:fill="auto"/>
             <w:tcMar>
               <w:top w:w="100" w:type="dxa"/>
               <w:left w:w="100" w:type="dxa"/>
@@ -1834,7 +1769,6 @@
         <w:tc>
           <w:tcPr>
             <w:tcW w:w="6060" w:type="dxa"/>
-            <w:shd w:val="clear" w:color="auto" w:fill="auto"/>
             <w:tcMar>
               <w:top w:w="100" w:type="dxa"/>
               <w:left w:w="100" w:type="dxa"/>
@@ -1864,7 +1798,6 @@
         <w:tc>
           <w:tcPr>
             <w:tcW w:w="2145" w:type="dxa"/>
-            <w:shd w:val="clear" w:color="auto" w:fill="auto"/>
             <w:tcMar>
               <w:top w:w="100" w:type="dxa"/>
               <w:left w:w="100" w:type="dxa"/>
@@ -1899,60 +1832,42 @@
         <w:tc>
           <w:tcPr>
             <w:tcW w:w="2968" w:type="dxa"/>
-            <w:shd w:val="clear" w:color="auto" w:fill="auto"/>
-            <w:tcMar>
-              <w:top w:w="100" w:type="dxa"/>
-              <w:left w:w="100" w:type="dxa"/>
-              <w:bottom w:w="100" w:type="dxa"/>
-              <w:right w:w="100" w:type="dxa"/>
-            </w:tcMar>
-            <w:vAlign w:val="center"/>
-          </w:tcPr>
-          <w:p>
-            <w:pPr xmlns:w="http://schemas.openxmlformats.org/wordprocessingml/2006/main">
-              <w:widowControl w:val="0"/>
-              <w:pBdr>
-                <w:top w:val="nil"/>
-                <w:left w:val="nil"/>
-                <w:bottom w:val="nil"/>
-                <w:right w:val="nil"/>
-                <w:between w:val="nil"/>
-              </w:pBdr>
-              <w:spacing w:before="200" w:after="200" w:line="240" w:lineRule="auto"/>
-              <w:rPr>
-                <w:sz w:val="20"/>
-                <w:szCs w:val="20"/>
-              </w:rPr>
-            </w:pPr>
-            <w:r xmlns:w="http://schemas.openxmlformats.org/wordprocessingml/2006/main">
-              <w:rPr>
-                <w:sz w:val="20"/>
-                <w:szCs w:val="20"/>
-              </w:rPr>
-              <w:t xml:space="preserve">Montar una </w:t>
+            <w:tcMar>
+              <w:top w:w="100" w:type="dxa"/>
+              <w:left w:w="100" w:type="dxa"/>
+              <w:bottom w:w="100" w:type="dxa"/>
+              <w:right w:w="100" w:type="dxa"/>
+            </w:tcMar>
+            <w:vAlign w:val="center"/>
+          </w:tcPr>
+          <w:p>
+            <w:pPr>
+              <w:widowControl w:val="0"/>
+              <w:pBdr>
+                <w:top w:val="nil"/>
+                <w:left w:val="nil"/>
+                <w:bottom w:val="nil"/>
+                <w:right w:val="nil"/>
+                <w:between w:val="nil"/>
+              </w:pBdr>
+              <w:spacing w:before="200" w:after="200" w:line="240" w:lineRule="auto"/>
+              <w:rPr>
+                <w:sz w:val="20"/>
+                <w:szCs w:val="20"/>
+              </w:rPr>
+            </w:pPr>
+            <w:r>
+              <w:rPr>
+                <w:sz w:val="20"/>
+                <w:szCs w:val="20"/>
+              </w:rPr>
+              <w:t>Montar una pulsera de bolas si tenemos disponibles 10 bolas, todas de colores distintos.</w:t>
             </w:r>
-            <w:proofErr xmlns:w="http://schemas.openxmlformats.org/wordprocessingml/2006/main" w:type="spellStart"/>
-            <w:r xmlns:w="http://schemas.openxmlformats.org/wordprocessingml/2006/main">
-              <w:rPr>
-                <w:sz w:val="20"/>
-                <w:szCs w:val="20"/>
-              </w:rPr>
-              <w:t xml:space="preserve">pulsera </w:t>
-            </w:r>
-            <w:proofErr xmlns:w="http://schemas.openxmlformats.org/wordprocessingml/2006/main" w:type="spellEnd"/>
-            <w:r xmlns:w="http://schemas.openxmlformats.org/wordprocessingml/2006/main">
-              <w:rPr>
-                <w:sz w:val="20"/>
-                <w:szCs w:val="20"/>
-              </w:rPr>
-              <w:t xml:space="preserve">de bolas si tenemos disponibles 10 bolas, todas de colores distintos.</w:t>
-            </w:r>
           </w:p>
         </w:tc>
         <w:tc>
           <w:tcPr>
             <w:tcW w:w="1230" w:type="dxa"/>
-            <w:shd w:val="clear" w:color="auto" w:fill="auto"/>
             <w:tcMar>
               <w:top w:w="100" w:type="dxa"/>
               <w:left w:w="100" w:type="dxa"/>
@@ -1982,7 +1897,6 @@
         <w:tc>
           <w:tcPr>
             <w:tcW w:w="1245" w:type="dxa"/>
-            <w:shd w:val="clear" w:color="auto" w:fill="auto"/>
             <w:tcMar>
               <w:top w:w="100" w:type="dxa"/>
               <w:left w:w="100" w:type="dxa"/>
@@ -2012,7 +1926,6 @@
         <w:tc>
           <w:tcPr>
             <w:tcW w:w="2055" w:type="dxa"/>
-            <w:shd w:val="clear" w:color="auto" w:fill="auto"/>
             <w:tcMar>
               <w:top w:w="100" w:type="dxa"/>
               <w:left w:w="100" w:type="dxa"/>
@@ -2042,7 +1955,6 @@
         <w:tc>
           <w:tcPr>
             <w:tcW w:w="6060" w:type="dxa"/>
-            <w:shd w:val="clear" w:color="auto" w:fill="auto"/>
             <w:tcMar>
               <w:top w:w="100" w:type="dxa"/>
               <w:left w:w="100" w:type="dxa"/>
@@ -2072,7 +1984,6 @@
         <w:tc>
           <w:tcPr>
             <w:tcW w:w="2145" w:type="dxa"/>
-            <w:shd w:val="clear" w:color="auto" w:fill="auto"/>
             <w:tcMar>
               <w:top w:w="100" w:type="dxa"/>
               <w:left w:w="100" w:type="dxa"/>
@@ -2107,51 +2018,43 @@
         <w:tc>
           <w:tcPr>
             <w:tcW w:w="2968" w:type="dxa"/>
-            <w:shd w:val="clear" w:color="auto" w:fill="auto"/>
-            <w:tcMar>
-              <w:top w:w="100" w:type="dxa"/>
-              <w:left w:w="100" w:type="dxa"/>
-              <w:bottom w:w="100" w:type="dxa"/>
-              <w:right w:w="100" w:type="dxa"/>
-            </w:tcMar>
-            <w:vAlign w:val="center"/>
-          </w:tcPr>
-          <w:p>
-            <w:pPr xmlns:w="http://schemas.openxmlformats.org/wordprocessingml/2006/main">
-              <w:widowControl w:val="0"/>
-              <w:pBdr>
-                <w:top w:val="nil"/>
-                <w:left w:val="nil"/>
-                <w:bottom w:val="nil"/>
-                <w:right w:val="nil"/>
-                <w:between w:val="nil"/>
-              </w:pBdr>
-              <w:spacing w:before="200" w:after="200" w:line="240" w:lineRule="auto"/>
-              <w:rPr>
-                <w:sz w:val="20"/>
-                <w:szCs w:val="20"/>
-              </w:rPr>
-            </w:pPr>
-            <w:r xmlns:w="http://schemas.openxmlformats.org/wordprocessingml/2006/main">
-              <w:rPr>
-                <w:sz w:val="20"/>
-                <w:szCs w:val="20"/>
-              </w:rPr>
-              <w:lastRenderedPageBreak xmlns:w="http://schemas.openxmlformats.org/wordprocessingml/2006/main"/>
+            <w:tcMar>
+              <w:top w:w="100" w:type="dxa"/>
+              <w:left w:w="100" w:type="dxa"/>
+              <w:bottom w:w="100" w:type="dxa"/>
+              <w:right w:w="100" w:type="dxa"/>
+            </w:tcMar>
+            <w:vAlign w:val="center"/>
+          </w:tcPr>
+          <w:p>
+            <w:pPr>
+              <w:widowControl w:val="0"/>
+              <w:pBdr>
+                <w:top w:val="nil"/>
+                <w:left w:val="nil"/>
+                <w:bottom w:val="nil"/>
+                <w:right w:val="nil"/>
+                <w:between w:val="nil"/>
+              </w:pBdr>
+              <w:spacing w:before="200" w:after="200" w:line="240" w:lineRule="auto"/>
+              <w:rPr>
+                <w:sz w:val="20"/>
+                <w:szCs w:val="20"/>
+              </w:rPr>
+            </w:pPr>
+            <w:r>
+              <w:rPr>
+                <w:sz w:val="20"/>
+                <w:szCs w:val="20"/>
+              </w:rPr>
+              <w:lastRenderedPageBreak/>
+              <w:t>Organizar los deberes de 3 asignaturas durante una tarde.</w:t>
             </w:r>
-            <w:r xmlns:w="http://schemas.openxmlformats.org/wordprocessingml/2006/main">
-              <w:rPr>
-                <w:sz w:val="20"/>
-                <w:szCs w:val="20"/>
-              </w:rPr>
-              <w:t xml:space="preserve">Organizar los deberes de 3 asignaturas durante una tarde.</w:t>
-            </w:r>
           </w:p>
         </w:tc>
         <w:tc>
           <w:tcPr>
             <w:tcW w:w="1230" w:type="dxa"/>
-            <w:shd w:val="clear" w:color="auto" w:fill="auto"/>
             <w:tcMar>
               <w:top w:w="100" w:type="dxa"/>
               <w:left w:w="100" w:type="dxa"/>
@@ -2181,7 +2084,6 @@
         <w:tc>
           <w:tcPr>
             <w:tcW w:w="1245" w:type="dxa"/>
-            <w:shd w:val="clear" w:color="auto" w:fill="auto"/>
             <w:tcMar>
               <w:top w:w="100" w:type="dxa"/>
               <w:left w:w="100" w:type="dxa"/>
@@ -2211,7 +2113,6 @@
         <w:tc>
           <w:tcPr>
             <w:tcW w:w="2055" w:type="dxa"/>
-            <w:shd w:val="clear" w:color="auto" w:fill="auto"/>
             <w:tcMar>
               <w:top w:w="100" w:type="dxa"/>
               <w:left w:w="100" w:type="dxa"/>
@@ -2241,7 +2142,6 @@
         <w:tc>
           <w:tcPr>
             <w:tcW w:w="6060" w:type="dxa"/>
-            <w:shd w:val="clear" w:color="auto" w:fill="auto"/>
             <w:tcMar>
               <w:top w:w="100" w:type="dxa"/>
               <w:left w:w="100" w:type="dxa"/>
@@ -2271,7 +2171,6 @@
         <w:tc>
           <w:tcPr>
             <w:tcW w:w="2145" w:type="dxa"/>
-            <w:shd w:val="clear" w:color="auto" w:fill="auto"/>
             <w:tcMar>
               <w:top w:w="100" w:type="dxa"/>
               <w:left w:w="100" w:type="dxa"/>
@@ -2306,44 +2205,42 @@
         <w:tc>
           <w:tcPr>
             <w:tcW w:w="2968" w:type="dxa"/>
-            <w:shd w:val="clear" w:color="auto" w:fill="auto"/>
-            <w:tcMar>
-              <w:top w:w="100" w:type="dxa"/>
-              <w:left w:w="100" w:type="dxa"/>
-              <w:bottom w:w="100" w:type="dxa"/>
-              <w:right w:w="100" w:type="dxa"/>
-            </w:tcMar>
-            <w:vAlign w:val="center"/>
-          </w:tcPr>
-          <w:p>
-            <w:pPr xmlns:w="http://schemas.openxmlformats.org/wordprocessingml/2006/main">
-              <w:widowControl w:val="0"/>
-              <w:pBdr>
-                <w:top w:val="nil"/>
-                <w:left w:val="nil"/>
-                <w:bottom w:val="nil"/>
-                <w:right w:val="nil"/>
-                <w:between w:val="nil"/>
-              </w:pBdr>
-              <w:spacing w:before="200" w:after="200" w:line="240" w:lineRule="auto"/>
-              <w:rPr>
-                <w:sz w:val="20"/>
-                <w:szCs w:val="20"/>
-              </w:rPr>
-            </w:pPr>
-            <w:r xmlns:w="http://schemas.openxmlformats.org/wordprocessingml/2006/main">
-              <w:rPr>
-                <w:sz w:val="20"/>
-                <w:szCs w:val="20"/>
-              </w:rPr>
-              <w:t xml:space="preserve">Combinar 10 camisetas durante una semana a fin de no repetir camiseta ningún día de la semana.</w:t>
+            <w:tcMar>
+              <w:top w:w="100" w:type="dxa"/>
+              <w:left w:w="100" w:type="dxa"/>
+              <w:bottom w:w="100" w:type="dxa"/>
+              <w:right w:w="100" w:type="dxa"/>
+            </w:tcMar>
+            <w:vAlign w:val="center"/>
+          </w:tcPr>
+          <w:p>
+            <w:pPr>
+              <w:widowControl w:val="0"/>
+              <w:pBdr>
+                <w:top w:val="nil"/>
+                <w:left w:val="nil"/>
+                <w:bottom w:val="nil"/>
+                <w:right w:val="nil"/>
+                <w:between w:val="nil"/>
+              </w:pBdr>
+              <w:spacing w:before="200" w:after="200" w:line="240" w:lineRule="auto"/>
+              <w:rPr>
+                <w:sz w:val="20"/>
+                <w:szCs w:val="20"/>
+              </w:rPr>
+            </w:pPr>
+            <w:r>
+              <w:rPr>
+                <w:sz w:val="20"/>
+                <w:szCs w:val="20"/>
+              </w:rPr>
+              <w:t>Combinar 10 camisetas durante una semana a fin de no repetir camiseta ningún día de la semana.</w:t>
             </w:r>
           </w:p>
         </w:tc>
         <w:tc>
           <w:tcPr>
             <w:tcW w:w="1230" w:type="dxa"/>
-            <w:shd w:val="clear" w:color="auto" w:fill="auto"/>
             <w:tcMar>
               <w:top w:w="100" w:type="dxa"/>
               <w:left w:w="100" w:type="dxa"/>
@@ -2373,7 +2270,6 @@
         <w:tc>
           <w:tcPr>
             <w:tcW w:w="1245" w:type="dxa"/>
-            <w:shd w:val="clear" w:color="auto" w:fill="auto"/>
             <w:tcMar>
               <w:top w:w="100" w:type="dxa"/>
               <w:left w:w="100" w:type="dxa"/>
@@ -2403,7 +2299,6 @@
         <w:tc>
           <w:tcPr>
             <w:tcW w:w="2055" w:type="dxa"/>
-            <w:shd w:val="clear" w:color="auto" w:fill="auto"/>
             <w:tcMar>
               <w:top w:w="100" w:type="dxa"/>
               <w:left w:w="100" w:type="dxa"/>
@@ -2433,7 +2328,6 @@
         <w:tc>
           <w:tcPr>
             <w:tcW w:w="6060" w:type="dxa"/>
-            <w:shd w:val="clear" w:color="auto" w:fill="auto"/>
             <w:tcMar>
               <w:top w:w="100" w:type="dxa"/>
               <w:left w:w="100" w:type="dxa"/>
@@ -2463,7 +2357,6 @@
         <w:tc>
           <w:tcPr>
             <w:tcW w:w="2145" w:type="dxa"/>
-            <w:shd w:val="clear" w:color="auto" w:fill="auto"/>
             <w:tcMar>
               <w:top w:w="100" w:type="dxa"/>
               <w:left w:w="100" w:type="dxa"/>
@@ -2498,44 +2391,42 @@
         <w:tc>
           <w:tcPr>
             <w:tcW w:w="2968" w:type="dxa"/>
-            <w:shd w:val="clear" w:color="auto" w:fill="auto"/>
-            <w:tcMar>
-              <w:top w:w="100" w:type="dxa"/>
-              <w:left w:w="100" w:type="dxa"/>
-              <w:bottom w:w="100" w:type="dxa"/>
-              <w:right w:w="100" w:type="dxa"/>
-            </w:tcMar>
-            <w:vAlign w:val="center"/>
-          </w:tcPr>
-          <w:p>
-            <w:pPr xmlns:w="http://schemas.openxmlformats.org/wordprocessingml/2006/main">
-              <w:widowControl w:val="0"/>
-              <w:pBdr>
-                <w:top w:val="nil"/>
-                <w:left w:val="nil"/>
-                <w:bottom w:val="nil"/>
-                <w:right w:val="nil"/>
-                <w:between w:val="nil"/>
-              </w:pBdr>
-              <w:spacing w:before="200" w:after="200" w:line="240" w:lineRule="auto"/>
-              <w:rPr>
-                <w:sz w:val="20"/>
-                <w:szCs w:val="20"/>
-              </w:rPr>
-            </w:pPr>
-            <w:r xmlns:w="http://schemas.openxmlformats.org/wordprocessingml/2006/main">
-              <w:rPr>
-                <w:sz w:val="20"/>
-                <w:szCs w:val="20"/>
-              </w:rPr>
-              <w:t xml:space="preserve">Combinar las camisetas del caso anterior con 3 pantalones</w:t>
+            <w:tcMar>
+              <w:top w:w="100" w:type="dxa"/>
+              <w:left w:w="100" w:type="dxa"/>
+              <w:bottom w:w="100" w:type="dxa"/>
+              <w:right w:w="100" w:type="dxa"/>
+            </w:tcMar>
+            <w:vAlign w:val="center"/>
+          </w:tcPr>
+          <w:p>
+            <w:pPr>
+              <w:widowControl w:val="0"/>
+              <w:pBdr>
+                <w:top w:val="nil"/>
+                <w:left w:val="nil"/>
+                <w:bottom w:val="nil"/>
+                <w:right w:val="nil"/>
+                <w:between w:val="nil"/>
+              </w:pBdr>
+              <w:spacing w:before="200" w:after="200" w:line="240" w:lineRule="auto"/>
+              <w:rPr>
+                <w:sz w:val="20"/>
+                <w:szCs w:val="20"/>
+              </w:rPr>
+            </w:pPr>
+            <w:r>
+              <w:rPr>
+                <w:sz w:val="20"/>
+                <w:szCs w:val="20"/>
+              </w:rPr>
+              <w:t>Combinar las camisetas del caso anterior con 3 pantalones</w:t>
             </w:r>
           </w:p>
         </w:tc>
         <w:tc>
           <w:tcPr>
             <w:tcW w:w="1230" w:type="dxa"/>
-            <w:shd w:val="clear" w:color="auto" w:fill="auto"/>
             <w:tcMar>
               <w:top w:w="100" w:type="dxa"/>
               <w:left w:w="100" w:type="dxa"/>
@@ -2565,7 +2456,6 @@
         <w:tc>
           <w:tcPr>
             <w:tcW w:w="1245" w:type="dxa"/>
-            <w:shd w:val="clear" w:color="auto" w:fill="auto"/>
             <w:tcMar>
               <w:top w:w="100" w:type="dxa"/>
               <w:left w:w="100" w:type="dxa"/>
@@ -2595,7 +2485,6 @@
         <w:tc>
           <w:tcPr>
             <w:tcW w:w="2055" w:type="dxa"/>
-            <w:shd w:val="clear" w:color="auto" w:fill="auto"/>
             <w:tcMar>
               <w:top w:w="100" w:type="dxa"/>
               <w:left w:w="100" w:type="dxa"/>
@@ -2625,7 +2514,6 @@
         <w:tc>
           <w:tcPr>
             <w:tcW w:w="6060" w:type="dxa"/>
-            <w:shd w:val="clear" w:color="auto" w:fill="auto"/>
             <w:tcMar>
               <w:top w:w="100" w:type="dxa"/>
               <w:left w:w="100" w:type="dxa"/>
@@ -2655,7 +2543,6 @@
         <w:tc>
           <w:tcPr>
             <w:tcW w:w="2145" w:type="dxa"/>
-            <w:shd w:val="clear" w:color="auto" w:fill="auto"/>
             <w:tcMar>
               <w:top w:w="100" w:type="dxa"/>
               <w:left w:w="100" w:type="dxa"/>
@@ -2690,44 +2577,42 @@
         <w:tc>
           <w:tcPr>
             <w:tcW w:w="2968" w:type="dxa"/>
-            <w:shd w:val="clear" w:color="auto" w:fill="auto"/>
-            <w:tcMar>
-              <w:top w:w="100" w:type="dxa"/>
-              <w:left w:w="100" w:type="dxa"/>
-              <w:bottom w:w="100" w:type="dxa"/>
-              <w:right w:w="100" w:type="dxa"/>
-            </w:tcMar>
-            <w:vAlign w:val="center"/>
-          </w:tcPr>
-          <w:p>
-            <w:pPr xmlns:w="http://schemas.openxmlformats.org/wordprocessingml/2006/main">
-              <w:widowControl w:val="0"/>
-              <w:pBdr>
-                <w:top w:val="nil"/>
-                <w:left w:val="nil"/>
-                <w:bottom w:val="nil"/>
-                <w:right w:val="nil"/>
-                <w:between w:val="nil"/>
-              </w:pBdr>
-              <w:spacing w:before="200" w:after="200" w:line="240" w:lineRule="auto"/>
-              <w:rPr>
-                <w:sz w:val="20"/>
-                <w:szCs w:val="20"/>
-              </w:rPr>
-            </w:pPr>
-            <w:r xmlns:w="http://schemas.openxmlformats.org/wordprocessingml/2006/main">
-              <w:rPr>
-                <w:sz w:val="20"/>
-                <w:szCs w:val="20"/>
-              </w:rPr>
-              <w:t xml:space="preserve">Realizar matrículas de vehículos que constan de 4 números y 3 letras del alfabeto, excluyendo las vocales.</w:t>
+            <w:tcMar>
+              <w:top w:w="100" w:type="dxa"/>
+              <w:left w:w="100" w:type="dxa"/>
+              <w:bottom w:w="100" w:type="dxa"/>
+              <w:right w:w="100" w:type="dxa"/>
+            </w:tcMar>
+            <w:vAlign w:val="center"/>
+          </w:tcPr>
+          <w:p>
+            <w:pPr>
+              <w:widowControl w:val="0"/>
+              <w:pBdr>
+                <w:top w:val="nil"/>
+                <w:left w:val="nil"/>
+                <w:bottom w:val="nil"/>
+                <w:right w:val="nil"/>
+                <w:between w:val="nil"/>
+              </w:pBdr>
+              <w:spacing w:before="200" w:after="200" w:line="240" w:lineRule="auto"/>
+              <w:rPr>
+                <w:sz w:val="20"/>
+                <w:szCs w:val="20"/>
+              </w:rPr>
+            </w:pPr>
+            <w:r>
+              <w:rPr>
+                <w:sz w:val="20"/>
+                <w:szCs w:val="20"/>
+              </w:rPr>
+              <w:t>Realizar matrículas de vehículos que constan de 4 números y 3 letras del alfabeto, excluyendo las vocales.</w:t>
             </w:r>
           </w:p>
         </w:tc>
         <w:tc>
           <w:tcPr>
             <w:tcW w:w="1230" w:type="dxa"/>
-            <w:shd w:val="clear" w:color="auto" w:fill="auto"/>
             <w:tcMar>
               <w:top w:w="100" w:type="dxa"/>
               <w:left w:w="100" w:type="dxa"/>
@@ -2757,7 +2642,6 @@
         <w:tc>
           <w:tcPr>
             <w:tcW w:w="1245" w:type="dxa"/>
-            <w:shd w:val="clear" w:color="auto" w:fill="auto"/>
             <w:tcMar>
               <w:top w:w="100" w:type="dxa"/>
               <w:left w:w="100" w:type="dxa"/>
@@ -2787,7 +2671,6 @@
         <w:tc>
           <w:tcPr>
             <w:tcW w:w="2055" w:type="dxa"/>
-            <w:shd w:val="clear" w:color="auto" w:fill="auto"/>
             <w:tcMar>
               <w:top w:w="100" w:type="dxa"/>
               <w:left w:w="100" w:type="dxa"/>
@@ -2817,7 +2700,6 @@
         <w:tc>
           <w:tcPr>
             <w:tcW w:w="6060" w:type="dxa"/>
-            <w:shd w:val="clear" w:color="auto" w:fill="auto"/>
             <w:tcMar>
               <w:top w:w="100" w:type="dxa"/>
               <w:left w:w="100" w:type="dxa"/>
@@ -2847,7 +2729,6 @@
         <w:tc>
           <w:tcPr>
             <w:tcW w:w="2145" w:type="dxa"/>
-            <w:shd w:val="clear" w:color="auto" w:fill="auto"/>
             <w:tcMar>
               <w:top w:w="100" w:type="dxa"/>
               <w:left w:w="100" w:type="dxa"/>
@@ -2882,44 +2763,42 @@
         <w:tc>
           <w:tcPr>
             <w:tcW w:w="2968" w:type="dxa"/>
-            <w:shd w:val="clear" w:color="auto" w:fill="auto"/>
-            <w:tcMar>
-              <w:top w:w="100" w:type="dxa"/>
-              <w:left w:w="100" w:type="dxa"/>
-              <w:bottom w:w="100" w:type="dxa"/>
-              <w:right w:w="100" w:type="dxa"/>
-            </w:tcMar>
-            <w:vAlign w:val="center"/>
-          </w:tcPr>
-          <w:p>
-            <w:pPr xmlns:w="http://schemas.openxmlformats.org/wordprocessingml/2006/main">
-              <w:widowControl w:val="0"/>
-              <w:pBdr>
-                <w:top w:val="nil"/>
-                <w:left w:val="nil"/>
-                <w:bottom w:val="nil"/>
-                <w:right w:val="nil"/>
-                <w:between w:val="nil"/>
-              </w:pBdr>
-              <w:spacing w:before="200" w:after="200" w:line="240" w:lineRule="auto"/>
-              <w:rPr>
-                <w:sz w:val="20"/>
-                <w:szCs w:val="20"/>
-              </w:rPr>
-            </w:pPr>
-            <w:r xmlns:w="http://schemas.openxmlformats.org/wordprocessingml/2006/main">
-              <w:rPr>
-                <w:sz w:val="20"/>
-                <w:szCs w:val="20"/>
-              </w:rPr>
-              <w:t xml:space="preserve">Seleccionar 6 números distintos de un total de 50.</w:t>
+            <w:tcMar>
+              <w:top w:w="100" w:type="dxa"/>
+              <w:left w:w="100" w:type="dxa"/>
+              <w:bottom w:w="100" w:type="dxa"/>
+              <w:right w:w="100" w:type="dxa"/>
+            </w:tcMar>
+            <w:vAlign w:val="center"/>
+          </w:tcPr>
+          <w:p>
+            <w:pPr>
+              <w:widowControl w:val="0"/>
+              <w:pBdr>
+                <w:top w:val="nil"/>
+                <w:left w:val="nil"/>
+                <w:bottom w:val="nil"/>
+                <w:right w:val="nil"/>
+                <w:between w:val="nil"/>
+              </w:pBdr>
+              <w:spacing w:before="200" w:after="200" w:line="240" w:lineRule="auto"/>
+              <w:rPr>
+                <w:sz w:val="20"/>
+                <w:szCs w:val="20"/>
+              </w:rPr>
+            </w:pPr>
+            <w:r>
+              <w:rPr>
+                <w:sz w:val="20"/>
+                <w:szCs w:val="20"/>
+              </w:rPr>
+              <w:t>Seleccionar 6 números distintos de un total de 50.</w:t>
             </w:r>
           </w:p>
         </w:tc>
         <w:tc>
           <w:tcPr>
             <w:tcW w:w="1230" w:type="dxa"/>
-            <w:shd w:val="clear" w:color="auto" w:fill="auto"/>
             <w:tcMar>
               <w:top w:w="100" w:type="dxa"/>
               <w:left w:w="100" w:type="dxa"/>
@@ -2949,7 +2828,6 @@
         <w:tc>
           <w:tcPr>
             <w:tcW w:w="1245" w:type="dxa"/>
-            <w:shd w:val="clear" w:color="auto" w:fill="auto"/>
             <w:tcMar>
               <w:top w:w="100" w:type="dxa"/>
               <w:left w:w="100" w:type="dxa"/>
@@ -2979,7 +2857,6 @@
         <w:tc>
           <w:tcPr>
             <w:tcW w:w="2055" w:type="dxa"/>
-            <w:shd w:val="clear" w:color="auto" w:fill="auto"/>
             <w:tcMar>
               <w:top w:w="100" w:type="dxa"/>
               <w:left w:w="100" w:type="dxa"/>
@@ -3009,7 +2886,6 @@
         <w:tc>
           <w:tcPr>
             <w:tcW w:w="6060" w:type="dxa"/>
-            <w:shd w:val="clear" w:color="auto" w:fill="auto"/>
             <w:tcMar>
               <w:top w:w="100" w:type="dxa"/>
               <w:left w:w="100" w:type="dxa"/>
@@ -3039,7 +2915,6 @@
         <w:tc>
           <w:tcPr>
             <w:tcW w:w="2145" w:type="dxa"/>
-            <w:shd w:val="clear" w:color="auto" w:fill="auto"/>
             <w:tcMar>
               <w:top w:w="100" w:type="dxa"/>
               <w:left w:w="100" w:type="dxa"/>
@@ -3074,50 +2949,42 @@
         <w:tc>
           <w:tcPr>
             <w:tcW w:w="2968" w:type="dxa"/>
-            <w:shd w:val="clear" w:color="auto" w:fill="auto"/>
-            <w:tcMar>
-              <w:top w:w="100" w:type="dxa"/>
-              <w:left w:w="100" w:type="dxa"/>
-              <w:bottom w:w="100" w:type="dxa"/>
-              <w:right w:w="100" w:type="dxa"/>
-            </w:tcMar>
-          </w:tcPr>
-          <w:p>
-            <w:pPr xmlns:w="http://schemas.openxmlformats.org/wordprocessingml/2006/main">
-              <w:widowControl w:val="0"/>
-              <w:pBdr>
-                <w:top w:val="nil"/>
-                <w:left w:val="nil"/>
-                <w:bottom w:val="nil"/>
-                <w:right w:val="nil"/>
-                <w:between w:val="nil"/>
-              </w:pBdr>
-              <w:spacing w:before="200" w:after="200" w:line="240" w:lineRule="auto"/>
-              <w:rPr>
-                <w:sz w:val="20"/>
-                <w:szCs w:val="20"/>
-              </w:rPr>
-            </w:pPr>
-            <w:r xmlns:w="http://schemas.openxmlformats.org/wordprocessingml/2006/main">
-              <w:rPr>
-                <w:sz w:val="20"/>
-                <w:szCs w:val="20"/>
-              </w:rPr>
-              <w:lastRenderedPageBreak xmlns:w="http://schemas.openxmlformats.org/wordprocessingml/2006/main"/>
+            <w:tcMar>
+              <w:top w:w="100" w:type="dxa"/>
+              <w:left w:w="100" w:type="dxa"/>
+              <w:bottom w:w="100" w:type="dxa"/>
+              <w:right w:w="100" w:type="dxa"/>
+            </w:tcMar>
+          </w:tcPr>
+          <w:p>
+            <w:pPr>
+              <w:widowControl w:val="0"/>
+              <w:pBdr>
+                <w:top w:val="nil"/>
+                <w:left w:val="nil"/>
+                <w:bottom w:val="nil"/>
+                <w:right w:val="nil"/>
+                <w:between w:val="nil"/>
+              </w:pBdr>
+              <w:spacing w:before="200" w:after="200" w:line="240" w:lineRule="auto"/>
+              <w:rPr>
+                <w:sz w:val="20"/>
+                <w:szCs w:val="20"/>
+              </w:rPr>
+            </w:pPr>
+            <w:r>
+              <w:rPr>
+                <w:sz w:val="20"/>
+                <w:szCs w:val="20"/>
+              </w:rPr>
+              <w:lastRenderedPageBreak/>
+              <w:t>Situarse 5 integrantes de un equipo de baloncesto si deben colocarse en fila para hacer un tiro en la cesta.</w:t>
             </w:r>
-            <w:r xmlns:w="http://schemas.openxmlformats.org/wordprocessingml/2006/main">
-              <w:rPr>
-                <w:sz w:val="20"/>
-                <w:szCs w:val="20"/>
-              </w:rPr>
-              <w:t xml:space="preserve">Situarse 5 integrantes de un equipo de baloncesto si deben colocarse en fila para hacer un tiro en la cesta.</w:t>
-            </w:r>
           </w:p>
         </w:tc>
         <w:tc>
           <w:tcPr>
             <w:tcW w:w="1230" w:type="dxa"/>
-            <w:shd w:val="clear" w:color="auto" w:fill="auto"/>
             <w:tcMar>
               <w:top w:w="100" w:type="dxa"/>
               <w:left w:w="100" w:type="dxa"/>
@@ -3146,7 +3013,6 @@
         <w:tc>
           <w:tcPr>
             <w:tcW w:w="1245" w:type="dxa"/>
-            <w:shd w:val="clear" w:color="auto" w:fill="auto"/>
             <w:tcMar>
               <w:top w:w="100" w:type="dxa"/>
               <w:left w:w="100" w:type="dxa"/>
@@ -3175,7 +3041,6 @@
         <w:tc>
           <w:tcPr>
             <w:tcW w:w="2055" w:type="dxa"/>
-            <w:shd w:val="clear" w:color="auto" w:fill="auto"/>
             <w:tcMar>
               <w:top w:w="100" w:type="dxa"/>
               <w:left w:w="100" w:type="dxa"/>
@@ -3204,7 +3069,6 @@
         <w:tc>
           <w:tcPr>
             <w:tcW w:w="6060" w:type="dxa"/>
-            <w:shd w:val="clear" w:color="auto" w:fill="auto"/>
             <w:tcMar>
               <w:top w:w="100" w:type="dxa"/>
               <w:left w:w="100" w:type="dxa"/>
@@ -3233,7 +3097,6 @@
         <w:tc>
           <w:tcPr>
             <w:tcW w:w="2145" w:type="dxa"/>
-            <w:shd w:val="clear" w:color="auto" w:fill="auto"/>
             <w:tcMar>
               <w:top w:w="100" w:type="dxa"/>
               <w:left w:w="100" w:type="dxa"/>
@@ -3267,43 +3130,41 @@
         <w:tc>
           <w:tcPr>
             <w:tcW w:w="2968" w:type="dxa"/>
-            <w:shd w:val="clear" w:color="auto" w:fill="auto"/>
-            <w:tcMar>
-              <w:top w:w="100" w:type="dxa"/>
-              <w:left w:w="100" w:type="dxa"/>
-              <w:bottom w:w="100" w:type="dxa"/>
-              <w:right w:w="100" w:type="dxa"/>
-            </w:tcMar>
-          </w:tcPr>
-          <w:p>
-            <w:pPr xmlns:w="http://schemas.openxmlformats.org/wordprocessingml/2006/main">
-              <w:widowControl w:val="0"/>
-              <w:pBdr>
-                <w:top w:val="nil"/>
-                <w:left w:val="nil"/>
-                <w:bottom w:val="nil"/>
-                <w:right w:val="nil"/>
-                <w:between w:val="nil"/>
-              </w:pBdr>
-              <w:spacing w:before="200" w:after="200" w:line="240" w:lineRule="auto"/>
-              <w:rPr>
-                <w:sz w:val="20"/>
-                <w:szCs w:val="20"/>
-              </w:rPr>
-            </w:pPr>
-            <w:r xmlns:w="http://schemas.openxmlformats.org/wordprocessingml/2006/main">
-              <w:rPr>
-                <w:sz w:val="20"/>
-                <w:szCs w:val="20"/>
-              </w:rPr>
-              <w:t xml:space="preserve">Hacer grupos distintos de 5 personas en una clase de 25 alumnos.</w:t>
+            <w:tcMar>
+              <w:top w:w="100" w:type="dxa"/>
+              <w:left w:w="100" w:type="dxa"/>
+              <w:bottom w:w="100" w:type="dxa"/>
+              <w:right w:w="100" w:type="dxa"/>
+            </w:tcMar>
+          </w:tcPr>
+          <w:p>
+            <w:pPr>
+              <w:widowControl w:val="0"/>
+              <w:pBdr>
+                <w:top w:val="nil"/>
+                <w:left w:val="nil"/>
+                <w:bottom w:val="nil"/>
+                <w:right w:val="nil"/>
+                <w:between w:val="nil"/>
+              </w:pBdr>
+              <w:spacing w:before="200" w:after="200" w:line="240" w:lineRule="auto"/>
+              <w:rPr>
+                <w:sz w:val="20"/>
+                <w:szCs w:val="20"/>
+              </w:rPr>
+            </w:pPr>
+            <w:r>
+              <w:rPr>
+                <w:sz w:val="20"/>
+                <w:szCs w:val="20"/>
+              </w:rPr>
+              <w:t>Hacer grupos distintos de 5 personas en una clase de 25 alumnos.</w:t>
             </w:r>
           </w:p>
         </w:tc>
         <w:tc>
           <w:tcPr>
             <w:tcW w:w="1230" w:type="dxa"/>
-            <w:shd w:val="clear" w:color="auto" w:fill="auto"/>
             <w:tcMar>
               <w:top w:w="100" w:type="dxa"/>
               <w:left w:w="100" w:type="dxa"/>
@@ -3332,7 +3193,6 @@
         <w:tc>
           <w:tcPr>
             <w:tcW w:w="1245" w:type="dxa"/>
-            <w:shd w:val="clear" w:color="auto" w:fill="auto"/>
             <w:tcMar>
               <w:top w:w="100" w:type="dxa"/>
               <w:left w:w="100" w:type="dxa"/>
@@ -3361,7 +3221,6 @@
         <w:tc>
           <w:tcPr>
             <w:tcW w:w="2055" w:type="dxa"/>
-            <w:shd w:val="clear" w:color="auto" w:fill="auto"/>
             <w:tcMar>
               <w:top w:w="100" w:type="dxa"/>
               <w:left w:w="100" w:type="dxa"/>
@@ -3390,7 +3249,6 @@
         <w:tc>
           <w:tcPr>
             <w:tcW w:w="6060" w:type="dxa"/>
-            <w:shd w:val="clear" w:color="auto" w:fill="auto"/>
             <w:tcMar>
               <w:top w:w="100" w:type="dxa"/>
               <w:left w:w="100" w:type="dxa"/>
@@ -3419,7 +3277,6 @@
         <w:tc>
           <w:tcPr>
             <w:tcW w:w="2145" w:type="dxa"/>
-            <w:shd w:val="clear" w:color="auto" w:fill="auto"/>
             <w:tcMar>
               <w:top w:w="100" w:type="dxa"/>
               <w:left w:w="100" w:type="dxa"/>
@@ -3453,43 +3310,41 @@
         <w:tc>
           <w:tcPr>
             <w:tcW w:w="2968" w:type="dxa"/>
-            <w:shd w:val="clear" w:color="auto" w:fill="auto"/>
-            <w:tcMar>
-              <w:top w:w="100" w:type="dxa"/>
-              <w:left w:w="100" w:type="dxa"/>
-              <w:bottom w:w="100" w:type="dxa"/>
-              <w:right w:w="100" w:type="dxa"/>
-            </w:tcMar>
-          </w:tcPr>
-          <w:p>
-            <w:pPr xmlns:w="http://schemas.openxmlformats.org/wordprocessingml/2006/main">
-              <w:widowControl w:val="0"/>
-              <w:pBdr>
-                <w:top w:val="nil"/>
-                <w:left w:val="nil"/>
-                <w:bottom w:val="nil"/>
-                <w:right w:val="nil"/>
-                <w:between w:val="nil"/>
-              </w:pBdr>
-              <w:spacing w:before="200" w:after="200" w:line="240" w:lineRule="auto"/>
-              <w:rPr>
-                <w:sz w:val="20"/>
-                <w:szCs w:val="20"/>
-              </w:rPr>
-            </w:pPr>
-            <w:r xmlns:w="http://schemas.openxmlformats.org/wordprocessingml/2006/main">
-              <w:rPr>
-                <w:sz w:val="20"/>
-                <w:szCs w:val="20"/>
-              </w:rPr>
-              <w:t xml:space="preserve">Formar números de 4 cifras distintas con los dígitos 0,2,3,4,5,8 y 9.</w:t>
+            <w:tcMar>
+              <w:top w:w="100" w:type="dxa"/>
+              <w:left w:w="100" w:type="dxa"/>
+              <w:bottom w:w="100" w:type="dxa"/>
+              <w:right w:w="100" w:type="dxa"/>
+            </w:tcMar>
+          </w:tcPr>
+          <w:p>
+            <w:pPr>
+              <w:widowControl w:val="0"/>
+              <w:pBdr>
+                <w:top w:val="nil"/>
+                <w:left w:val="nil"/>
+                <w:bottom w:val="nil"/>
+                <w:right w:val="nil"/>
+                <w:between w:val="nil"/>
+              </w:pBdr>
+              <w:spacing w:before="200" w:after="200" w:line="240" w:lineRule="auto"/>
+              <w:rPr>
+                <w:sz w:val="20"/>
+                <w:szCs w:val="20"/>
+              </w:rPr>
+            </w:pPr>
+            <w:r>
+              <w:rPr>
+                <w:sz w:val="20"/>
+                <w:szCs w:val="20"/>
+              </w:rPr>
+              <w:t>Formar números de 4 cifras distintas con los dígitos 0,2,3,4,5,8 y 9.</w:t>
             </w:r>
           </w:p>
         </w:tc>
         <w:tc>
           <w:tcPr>
             <w:tcW w:w="1230" w:type="dxa"/>
-            <w:shd w:val="clear" w:color="auto" w:fill="auto"/>
             <w:tcMar>
               <w:top w:w="100" w:type="dxa"/>
               <w:left w:w="100" w:type="dxa"/>
@@ -3518,7 +3373,6 @@
         <w:tc>
           <w:tcPr>
             <w:tcW w:w="1245" w:type="dxa"/>
-            <w:shd w:val="clear" w:color="auto" w:fill="auto"/>
             <w:tcMar>
               <w:top w:w="100" w:type="dxa"/>
               <w:left w:w="100" w:type="dxa"/>
@@ -3547,7 +3401,6 @@
         <w:tc>
           <w:tcPr>
             <w:tcW w:w="2055" w:type="dxa"/>
-            <w:shd w:val="clear" w:color="auto" w:fill="auto"/>
             <w:tcMar>
               <w:top w:w="100" w:type="dxa"/>
               <w:left w:w="100" w:type="dxa"/>
@@ -3576,7 +3429,6 @@
         <w:tc>
           <w:tcPr>
             <w:tcW w:w="6060" w:type="dxa"/>
-            <w:shd w:val="clear" w:color="auto" w:fill="auto"/>
             <w:tcMar>
               <w:top w:w="100" w:type="dxa"/>
               <w:left w:w="100" w:type="dxa"/>
@@ -3605,7 +3457,6 @@
         <w:tc>
           <w:tcPr>
             <w:tcW w:w="2145" w:type="dxa"/>
-            <w:shd w:val="clear" w:color="auto" w:fill="auto"/>
             <w:tcMar>
               <w:top w:w="100" w:type="dxa"/>
               <w:left w:w="100" w:type="dxa"/>
@@ -3639,43 +3490,41 @@
         <w:tc>
           <w:tcPr>
             <w:tcW w:w="2968" w:type="dxa"/>
-            <w:shd w:val="clear" w:color="auto" w:fill="auto"/>
-            <w:tcMar>
-              <w:top w:w="100" w:type="dxa"/>
-              <w:left w:w="100" w:type="dxa"/>
-              <w:bottom w:w="100" w:type="dxa"/>
-              <w:right w:w="100" w:type="dxa"/>
-            </w:tcMar>
-          </w:tcPr>
-          <w:p>
-            <w:pPr xmlns:w="http://schemas.openxmlformats.org/wordprocessingml/2006/main">
-              <w:widowControl w:val="0"/>
-              <w:pBdr>
-                <w:top w:val="nil"/>
-                <w:left w:val="nil"/>
-                <w:bottom w:val="nil"/>
-                <w:right w:val="nil"/>
-                <w:between w:val="nil"/>
-              </w:pBdr>
-              <w:spacing w:before="200" w:after="200" w:line="240" w:lineRule="auto"/>
-              <w:rPr>
-                <w:sz w:val="20"/>
-                <w:szCs w:val="20"/>
-              </w:rPr>
-            </w:pPr>
-            <w:r xmlns:w="http://schemas.openxmlformats.org/wordprocessingml/2006/main">
-              <w:rPr>
-                <w:sz w:val="20"/>
-                <w:szCs w:val="20"/>
-              </w:rPr>
-              <w:t xml:space="preserve">Hacer grupos diferentes de trabajadores si en total trabajan 20 personas y deben hacerse grupos de 4.</w:t>
+            <w:tcMar>
+              <w:top w:w="100" w:type="dxa"/>
+              <w:left w:w="100" w:type="dxa"/>
+              <w:bottom w:w="100" w:type="dxa"/>
+              <w:right w:w="100" w:type="dxa"/>
+            </w:tcMar>
+          </w:tcPr>
+          <w:p>
+            <w:pPr>
+              <w:widowControl w:val="0"/>
+              <w:pBdr>
+                <w:top w:val="nil"/>
+                <w:left w:val="nil"/>
+                <w:bottom w:val="nil"/>
+                <w:right w:val="nil"/>
+                <w:between w:val="nil"/>
+              </w:pBdr>
+              <w:spacing w:before="200" w:after="200" w:line="240" w:lineRule="auto"/>
+              <w:rPr>
+                <w:sz w:val="20"/>
+                <w:szCs w:val="20"/>
+              </w:rPr>
+            </w:pPr>
+            <w:r>
+              <w:rPr>
+                <w:sz w:val="20"/>
+                <w:szCs w:val="20"/>
+              </w:rPr>
+              <w:t>Hacer grupos diferentes de trabajadores si en total trabajan 20 personas y deben hacerse grupos de 4.</w:t>
             </w:r>
           </w:p>
         </w:tc>
         <w:tc>
           <w:tcPr>
             <w:tcW w:w="1230" w:type="dxa"/>
-            <w:shd w:val="clear" w:color="auto" w:fill="auto"/>
             <w:tcMar>
               <w:top w:w="100" w:type="dxa"/>
               <w:left w:w="100" w:type="dxa"/>
@@ -3697,7 +3546,6 @@
         <w:tc>
           <w:tcPr>
             <w:tcW w:w="1245" w:type="dxa"/>
-            <w:shd w:val="clear" w:color="auto" w:fill="auto"/>
             <w:tcMar>
               <w:top w:w="100" w:type="dxa"/>
               <w:left w:w="100" w:type="dxa"/>
@@ -3719,7 +3567,6 @@
         <w:tc>
           <w:tcPr>
             <w:tcW w:w="2055" w:type="dxa"/>
-            <w:shd w:val="clear" w:color="auto" w:fill="auto"/>
             <w:tcMar>
               <w:top w:w="100" w:type="dxa"/>
               <w:left w:w="100" w:type="dxa"/>
@@ -3748,7 +3595,6 @@
         <w:tc>
           <w:tcPr>
             <w:tcW w:w="6060" w:type="dxa"/>
-            <w:shd w:val="clear" w:color="auto" w:fill="auto"/>
             <w:tcMar>
               <w:top w:w="100" w:type="dxa"/>
               <w:left w:w="100" w:type="dxa"/>
@@ -3777,7 +3623,6 @@
         <w:tc>
           <w:tcPr>
             <w:tcW w:w="2145" w:type="dxa"/>
-            <w:shd w:val="clear" w:color="auto" w:fill="auto"/>
             <w:tcMar>
               <w:top w:w="100" w:type="dxa"/>
               <w:left w:w="100" w:type="dxa"/>
@@ -3811,43 +3656,41 @@
         <w:tc>
           <w:tcPr>
             <w:tcW w:w="2968" w:type="dxa"/>
-            <w:shd w:val="clear" w:color="auto" w:fill="auto"/>
-            <w:tcMar>
-              <w:top w:w="100" w:type="dxa"/>
-              <w:left w:w="100" w:type="dxa"/>
-              <w:bottom w:w="100" w:type="dxa"/>
-              <w:right w:w="100" w:type="dxa"/>
-            </w:tcMar>
-          </w:tcPr>
-          <w:p>
-            <w:pPr xmlns:w="http://schemas.openxmlformats.org/wordprocessingml/2006/main">
-              <w:widowControl w:val="0"/>
-              <w:pBdr>
-                <w:top w:val="nil"/>
-                <w:left w:val="nil"/>
-                <w:bottom w:val="nil"/>
-                <w:right w:val="nil"/>
-                <w:between w:val="nil"/>
-              </w:pBdr>
-              <w:spacing w:before="200" w:after="200" w:line="240" w:lineRule="auto"/>
-              <w:rPr>
-                <w:sz w:val="20"/>
-                <w:szCs w:val="20"/>
-              </w:rPr>
-            </w:pPr>
-            <w:r xmlns:w="http://schemas.openxmlformats.org/wordprocessingml/2006/main">
-              <w:rPr>
-                <w:sz w:val="20"/>
-                <w:szCs w:val="20"/>
-              </w:rPr>
-              <w:t xml:space="preserve">Elegir el número PIN de un teléfono móvil formado por 4 dígitos.</w:t>
+            <w:tcMar>
+              <w:top w:w="100" w:type="dxa"/>
+              <w:left w:w="100" w:type="dxa"/>
+              <w:bottom w:w="100" w:type="dxa"/>
+              <w:right w:w="100" w:type="dxa"/>
+            </w:tcMar>
+          </w:tcPr>
+          <w:p>
+            <w:pPr>
+              <w:widowControl w:val="0"/>
+              <w:pBdr>
+                <w:top w:val="nil"/>
+                <w:left w:val="nil"/>
+                <w:bottom w:val="nil"/>
+                <w:right w:val="nil"/>
+                <w:between w:val="nil"/>
+              </w:pBdr>
+              <w:spacing w:before="200" w:after="200" w:line="240" w:lineRule="auto"/>
+              <w:rPr>
+                <w:sz w:val="20"/>
+                <w:szCs w:val="20"/>
+              </w:rPr>
+            </w:pPr>
+            <w:r>
+              <w:rPr>
+                <w:sz w:val="20"/>
+                <w:szCs w:val="20"/>
+              </w:rPr>
+              <w:t>Elegir el número PIN de un teléfono móvil formado por 4 dígitos.</w:t>
             </w:r>
           </w:p>
         </w:tc>
         <w:tc>
           <w:tcPr>
             <w:tcW w:w="1230" w:type="dxa"/>
-            <w:shd w:val="clear" w:color="auto" w:fill="auto"/>
             <w:tcMar>
               <w:top w:w="100" w:type="dxa"/>
               <w:left w:w="100" w:type="dxa"/>
@@ -3876,7 +3719,6 @@
         <w:tc>
           <w:tcPr>
             <w:tcW w:w="1245" w:type="dxa"/>
-            <w:shd w:val="clear" w:color="auto" w:fill="auto"/>
             <w:tcMar>
               <w:top w:w="100" w:type="dxa"/>
               <w:left w:w="100" w:type="dxa"/>
@@ -3905,7 +3747,6 @@
         <w:tc>
           <w:tcPr>
             <w:tcW w:w="2055" w:type="dxa"/>
-            <w:shd w:val="clear" w:color="auto" w:fill="auto"/>
             <w:tcMar>
               <w:top w:w="100" w:type="dxa"/>
               <w:left w:w="100" w:type="dxa"/>
@@ -3934,7 +3775,6 @@
         <w:tc>
           <w:tcPr>
             <w:tcW w:w="6060" w:type="dxa"/>
-            <w:shd w:val="clear" w:color="auto" w:fill="auto"/>
             <w:tcMar>
               <w:top w:w="100" w:type="dxa"/>
               <w:left w:w="100" w:type="dxa"/>
@@ -3963,7 +3803,6 @@
         <w:tc>
           <w:tcPr>
             <w:tcW w:w="2145" w:type="dxa"/>
-            <w:shd w:val="clear" w:color="auto" w:fill="auto"/>
             <w:tcMar>
               <w:top w:w="100" w:type="dxa"/>
               <w:left w:w="100" w:type="dxa"/>
@@ -3997,50 +3836,42 @@
         <w:tc>
           <w:tcPr>
             <w:tcW w:w="2968" w:type="dxa"/>
-            <w:shd w:val="clear" w:color="auto" w:fill="auto"/>
-            <w:tcMar>
-              <w:top w:w="100" w:type="dxa"/>
-              <w:left w:w="100" w:type="dxa"/>
-              <w:bottom w:w="100" w:type="dxa"/>
-              <w:right w:w="100" w:type="dxa"/>
-            </w:tcMar>
-          </w:tcPr>
-          <w:p>
-            <w:pPr xmlns:w="http://schemas.openxmlformats.org/wordprocessingml/2006/main">
-              <w:widowControl w:val="0"/>
-              <w:pBdr>
-                <w:top w:val="nil"/>
-                <w:left w:val="nil"/>
-                <w:bottom w:val="nil"/>
-                <w:right w:val="nil"/>
-                <w:between w:val="nil"/>
-              </w:pBdr>
-              <w:spacing w:before="200" w:after="200" w:line="240" w:lineRule="auto"/>
-              <w:rPr>
-                <w:sz w:val="20"/>
-                <w:szCs w:val="20"/>
-              </w:rPr>
-            </w:pPr>
-            <w:r xmlns:w="http://schemas.openxmlformats.org/wordprocessingml/2006/main">
-              <w:rPr>
-                <w:sz w:val="20"/>
-                <w:szCs w:val="20"/>
-              </w:rPr>
-              <w:lastRenderedPageBreak xmlns:w="http://schemas.openxmlformats.org/wordprocessingml/2006/main"/>
+            <w:tcMar>
+              <w:top w:w="100" w:type="dxa"/>
+              <w:left w:w="100" w:type="dxa"/>
+              <w:bottom w:w="100" w:type="dxa"/>
+              <w:right w:w="100" w:type="dxa"/>
+            </w:tcMar>
+          </w:tcPr>
+          <w:p>
+            <w:pPr>
+              <w:widowControl w:val="0"/>
+              <w:pBdr>
+                <w:top w:val="nil"/>
+                <w:left w:val="nil"/>
+                <w:bottom w:val="nil"/>
+                <w:right w:val="nil"/>
+                <w:between w:val="nil"/>
+              </w:pBdr>
+              <w:spacing w:before="200" w:after="200" w:line="240" w:lineRule="auto"/>
+              <w:rPr>
+                <w:sz w:val="20"/>
+                <w:szCs w:val="20"/>
+              </w:rPr>
+            </w:pPr>
+            <w:r>
+              <w:rPr>
+                <w:sz w:val="20"/>
+                <w:szCs w:val="20"/>
+              </w:rPr>
+              <w:lastRenderedPageBreak/>
+              <w:t>Hacer cruces de partidos de fútbol si hay 20 equipos y todos deben jugar contra todos en la ida y en la vuelta.</w:t>
             </w:r>
-            <w:r xmlns:w="http://schemas.openxmlformats.org/wordprocessingml/2006/main">
-              <w:rPr>
-                <w:sz w:val="20"/>
-                <w:szCs w:val="20"/>
-              </w:rPr>
-              <w:t xml:space="preserve">Hacer cruces de partidos de fútbol si hay 20 equipos y todos deben jugar contra todos en la ida y en la vuelta.</w:t>
-            </w:r>
           </w:p>
         </w:tc>
         <w:tc>
           <w:tcPr>
             <w:tcW w:w="1230" w:type="dxa"/>
-            <w:shd w:val="clear" w:color="auto" w:fill="auto"/>
             <w:tcMar>
               <w:top w:w="100" w:type="dxa"/>
               <w:left w:w="100" w:type="dxa"/>
@@ -4069,7 +3900,6 @@
         <w:tc>
           <w:tcPr>
             <w:tcW w:w="1245" w:type="dxa"/>
-            <w:shd w:val="clear" w:color="auto" w:fill="auto"/>
             <w:tcMar>
               <w:top w:w="100" w:type="dxa"/>
               <w:left w:w="100" w:type="dxa"/>
@@ -4098,7 +3928,6 @@
         <w:tc>
           <w:tcPr>
             <w:tcW w:w="2055" w:type="dxa"/>
-            <w:shd w:val="clear" w:color="auto" w:fill="auto"/>
             <w:tcMar>
               <w:top w:w="100" w:type="dxa"/>
               <w:left w:w="100" w:type="dxa"/>
@@ -4127,7 +3956,6 @@
         <w:tc>
           <w:tcPr>
             <w:tcW w:w="6060" w:type="dxa"/>
-            <w:shd w:val="clear" w:color="auto" w:fill="auto"/>
             <w:tcMar>
               <w:top w:w="100" w:type="dxa"/>
               <w:left w:w="100" w:type="dxa"/>
@@ -4156,7 +3984,6 @@
         <w:tc>
           <w:tcPr>
             <w:tcW w:w="2145" w:type="dxa"/>
-            <w:shd w:val="clear" w:color="auto" w:fill="auto"/>
             <w:tcMar>
               <w:top w:w="100" w:type="dxa"/>
               <w:left w:w="100" w:type="dxa"/>
@@ -4190,43 +4017,41 @@
         <w:tc>
           <w:tcPr>
             <w:tcW w:w="2968" w:type="dxa"/>
-            <w:shd w:val="clear" w:color="auto" w:fill="auto"/>
-            <w:tcMar>
-              <w:top w:w="100" w:type="dxa"/>
-              <w:left w:w="100" w:type="dxa"/>
-              <w:bottom w:w="100" w:type="dxa"/>
-              <w:right w:w="100" w:type="dxa"/>
-            </w:tcMar>
-          </w:tcPr>
-          <w:p>
-            <w:pPr xmlns:w="http://schemas.openxmlformats.org/wordprocessingml/2006/main">
-              <w:widowControl w:val="0"/>
-              <w:pBdr>
-                <w:top w:val="nil"/>
-                <w:left w:val="nil"/>
-                <w:bottom w:val="nil"/>
-                <w:right w:val="nil"/>
-                <w:between w:val="nil"/>
-              </w:pBdr>
-              <w:spacing w:before="200" w:after="200" w:line="240" w:lineRule="auto"/>
-              <w:rPr>
-                <w:sz w:val="20"/>
-                <w:szCs w:val="20"/>
-              </w:rPr>
-            </w:pPr>
-            <w:r xmlns:w="http://schemas.openxmlformats.org/wordprocessingml/2006/main">
-              <w:rPr>
-                <w:sz w:val="20"/>
-                <w:szCs w:val="20"/>
-              </w:rPr>
-              <w:t xml:space="preserve">Se pueden sentar 5 amigos en un coche si hay 2 con carné.</w:t>
+            <w:tcMar>
+              <w:top w:w="100" w:type="dxa"/>
+              <w:left w:w="100" w:type="dxa"/>
+              <w:bottom w:w="100" w:type="dxa"/>
+              <w:right w:w="100" w:type="dxa"/>
+            </w:tcMar>
+          </w:tcPr>
+          <w:p>
+            <w:pPr>
+              <w:widowControl w:val="0"/>
+              <w:pBdr>
+                <w:top w:val="nil"/>
+                <w:left w:val="nil"/>
+                <w:bottom w:val="nil"/>
+                <w:right w:val="nil"/>
+                <w:between w:val="nil"/>
+              </w:pBdr>
+              <w:spacing w:before="200" w:after="200" w:line="240" w:lineRule="auto"/>
+              <w:rPr>
+                <w:sz w:val="20"/>
+                <w:szCs w:val="20"/>
+              </w:rPr>
+            </w:pPr>
+            <w:r>
+              <w:rPr>
+                <w:sz w:val="20"/>
+                <w:szCs w:val="20"/>
+              </w:rPr>
+              <w:t>Se pueden sentar 5 amigos en un coche si hay 2 con carné.</w:t>
             </w:r>
           </w:p>
         </w:tc>
         <w:tc>
           <w:tcPr>
             <w:tcW w:w="1230" w:type="dxa"/>
-            <w:shd w:val="clear" w:color="auto" w:fill="auto"/>
             <w:tcMar>
               <w:top w:w="100" w:type="dxa"/>
               <w:left w:w="100" w:type="dxa"/>
@@ -4255,7 +4080,6 @@
         <w:tc>
           <w:tcPr>
             <w:tcW w:w="1245" w:type="dxa"/>
-            <w:shd w:val="clear" w:color="auto" w:fill="auto"/>
             <w:tcMar>
               <w:top w:w="100" w:type="dxa"/>
               <w:left w:w="100" w:type="dxa"/>
@@ -4284,7 +4108,6 @@
         <w:tc>
           <w:tcPr>
             <w:tcW w:w="2055" w:type="dxa"/>
-            <w:shd w:val="clear" w:color="auto" w:fill="auto"/>
             <w:tcMar>
               <w:top w:w="100" w:type="dxa"/>
               <w:left w:w="100" w:type="dxa"/>
@@ -4313,7 +4136,6 @@
         <w:tc>
           <w:tcPr>
             <w:tcW w:w="6060" w:type="dxa"/>
-            <w:shd w:val="clear" w:color="auto" w:fill="auto"/>
             <w:tcMar>
               <w:top w:w="100" w:type="dxa"/>
               <w:left w:w="100" w:type="dxa"/>
@@ -4342,7 +4164,6 @@
         <w:tc>
           <w:tcPr>
             <w:tcW w:w="2145" w:type="dxa"/>
-            <w:shd w:val="clear" w:color="auto" w:fill="auto"/>
             <w:tcMar>
               <w:top w:w="100" w:type="dxa"/>
               <w:left w:w="100" w:type="dxa"/>
@@ -4376,43 +4197,41 @@
         <w:tc>
           <w:tcPr>
             <w:tcW w:w="2968" w:type="dxa"/>
-            <w:shd w:val="clear" w:color="auto" w:fill="auto"/>
-            <w:tcMar>
-              <w:top w:w="100" w:type="dxa"/>
-              <w:left w:w="100" w:type="dxa"/>
-              <w:bottom w:w="100" w:type="dxa"/>
-              <w:right w:w="100" w:type="dxa"/>
-            </w:tcMar>
-          </w:tcPr>
-          <w:p>
-            <w:pPr xmlns:w="http://schemas.openxmlformats.org/wordprocessingml/2006/main">
-              <w:widowControl w:val="0"/>
-              <w:pBdr>
-                <w:top w:val="nil"/>
-                <w:left w:val="nil"/>
-                <w:bottom w:val="nil"/>
-                <w:right w:val="nil"/>
-                <w:between w:val="nil"/>
-              </w:pBdr>
-              <w:spacing w:before="200" w:after="200" w:line="240" w:lineRule="auto"/>
-              <w:rPr>
-                <w:sz w:val="20"/>
-                <w:szCs w:val="20"/>
-              </w:rPr>
-            </w:pPr>
-            <w:r xmlns:w="http://schemas.openxmlformats.org/wordprocessingml/2006/main">
-              <w:rPr>
-                <w:sz w:val="20"/>
-                <w:szCs w:val="20"/>
-              </w:rPr>
-              <w:t xml:space="preserve">Elegir 3 bocadillos distintos de un total de 6 tipos de bocadillos.</w:t>
+            <w:tcMar>
+              <w:top w:w="100" w:type="dxa"/>
+              <w:left w:w="100" w:type="dxa"/>
+              <w:bottom w:w="100" w:type="dxa"/>
+              <w:right w:w="100" w:type="dxa"/>
+            </w:tcMar>
+          </w:tcPr>
+          <w:p>
+            <w:pPr>
+              <w:widowControl w:val="0"/>
+              <w:pBdr>
+                <w:top w:val="nil"/>
+                <w:left w:val="nil"/>
+                <w:bottom w:val="nil"/>
+                <w:right w:val="nil"/>
+                <w:between w:val="nil"/>
+              </w:pBdr>
+              <w:spacing w:before="200" w:after="200" w:line="240" w:lineRule="auto"/>
+              <w:rPr>
+                <w:sz w:val="20"/>
+                <w:szCs w:val="20"/>
+              </w:rPr>
+            </w:pPr>
+            <w:r>
+              <w:rPr>
+                <w:sz w:val="20"/>
+                <w:szCs w:val="20"/>
+              </w:rPr>
+              <w:t>Elegir 3 bocadillos distintos de un total de 6 tipos de bocadillos.</w:t>
             </w:r>
           </w:p>
         </w:tc>
         <w:tc>
           <w:tcPr>
             <w:tcW w:w="1230" w:type="dxa"/>
-            <w:shd w:val="clear" w:color="auto" w:fill="auto"/>
             <w:tcMar>
               <w:top w:w="100" w:type="dxa"/>
               <w:left w:w="100" w:type="dxa"/>
@@ -4441,7 +4260,6 @@
         <w:tc>
           <w:tcPr>
             <w:tcW w:w="1245" w:type="dxa"/>
-            <w:shd w:val="clear" w:color="auto" w:fill="auto"/>
             <w:tcMar>
               <w:top w:w="100" w:type="dxa"/>
               <w:left w:w="100" w:type="dxa"/>
@@ -4470,7 +4288,6 @@
         <w:tc>
           <w:tcPr>
             <w:tcW w:w="2055" w:type="dxa"/>
-            <w:shd w:val="clear" w:color="auto" w:fill="auto"/>
             <w:tcMar>
               <w:top w:w="100" w:type="dxa"/>
               <w:left w:w="100" w:type="dxa"/>
@@ -4499,7 +4316,6 @@
         <w:tc>
           <w:tcPr>
             <w:tcW w:w="6060" w:type="dxa"/>
-            <w:shd w:val="clear" w:color="auto" w:fill="auto"/>
             <w:tcMar>
               <w:top w:w="100" w:type="dxa"/>
               <w:left w:w="100" w:type="dxa"/>
@@ -4528,7 +4344,6 @@
         <w:tc>
           <w:tcPr>
             <w:tcW w:w="2145" w:type="dxa"/>
-            <w:shd w:val="clear" w:color="auto" w:fill="auto"/>
             <w:tcMar>
               <w:top w:w="100" w:type="dxa"/>
               <w:left w:w="100" w:type="dxa"/>
@@ -4566,17 +4381,20 @@
     </w:p>
     <w:sectPr>
       <w:headerReference w:type="default" r:id="rId9"/>
+      <w:headerReference w:type="first" r:id="rId10"/>
       <w:pgSz w:w="16838" w:h="11906" w:orient="landscape"/>
-      <w:pgMar w:top="0" w:right="566" w:bottom="0" w:left="566" w:header="0" w:footer="0" w:gutter="0"/>
+      <w:pgMar w:top="0" w:right="566" w:bottom="0" w:left="566" w:header="454" w:footer="0" w:gutter="0"/>
       <w:pgNumType w:start="1"/>
       <w:cols w:space="720"/>
+      <w:titlePg/>
+      <w:docGrid w:linePitch="299"/>
     </w:sectPr>
   </w:body>
 </w:document>
 </file>
 
 <file path=word/endnotes.xml><?xml version="1.0" encoding="utf-8"?>
-<w:endnotes xmlns:wpc="http://schemas.microsoft.com/office/word/2010/wordprocessingCanvas" xmlns:cx="http://schemas.microsoft.com/office/drawing/2014/chartex" xmlns:cx1="http://schemas.microsoft.com/office/drawing/2015/9/8/chartex" xmlns:cx2="http://schemas.microsoft.com/office/drawing/2015/10/21/chartex" xmlns:cx3="http://schemas.microsoft.com/office/drawing/2016/5/9/chartex" xmlns:cx4="http://schemas.microsoft.com/office/drawing/2016/5/10/chartex" xmlns:cx5="http://schemas.microsoft.com/office/drawing/2016/5/11/chartex" xmlns:cx6="http://schemas.microsoft.com/office/drawing/2016/5/12/chartex" xmlns:cx7="http://schemas.microsoft.com/office/drawing/2016/5/13/chartex" xmlns:cx8="http://schemas.microsoft.com/office/drawing/2016/5/14/chartex" xmlns:mc="http://schemas.openxmlformats.org/markup-compatibility/2006" xmlns:aink="http://schemas.microsoft.com/office/drawing/2016/ink" xmlns:am3d="http://schemas.microsoft.com/office/drawing/2017/model3d" xmlns:o="urn:schemas-microsoft-com:office:office" xmlns:oel="http://schemas.microsoft.com/office/2019/extlst" xmlns:r="http://schemas.openxmlformats.org/officeDocument/2006/relationships" xmlns:m="http://schemas.openxmlformats.org/officeDocument/2006/math" xmlns:v="urn:schemas-microsoft-com:vml" xmlns:wp14="http://schemas.microsoft.com/office/word/2010/wordprocessingDrawing" xmlns:wp="http://schemas.openxmlformats.org/drawingml/2006/wordprocessingDrawing" xmlns:w10="urn:schemas-microsoft-com:office:word" xmlns:w="http://schemas.openxmlformats.org/wordprocessingml/2006/main" xmlns:w14="http://schemas.microsoft.com/office/word/2010/wordml" xmlns:w15="http://schemas.microsoft.com/office/word/2012/wordml" xmlns:w16cex="http://schemas.microsoft.com/office/word/2018/wordml/cex" xmlns:w16cid="http://schemas.microsoft.com/office/word/2016/wordml/cid" xmlns:w16="http://schemas.microsoft.com/office/word/2018/wordml" xmlns:w16du="http://schemas.microsoft.com/office/word/2023/wordml/word16du" xmlns:w16sdtdh="http://schemas.microsoft.com/office/word/2020/wordml/sdtdatahash" xmlns:w16se="http://schemas.microsoft.com/office/word/2015/wordml/symex" xmlns:wpg="http://schemas.microsoft.com/office/word/2010/wordprocessingGroup" xmlns:wpi="http://schemas.microsoft.com/office/word/2010/wordprocessingInk" xmlns:wne="http://schemas.microsoft.com/office/word/2006/wordml" xmlns:wps="http://schemas.microsoft.com/office/word/2010/wordprocessingShape" mc:Ignorable="w14 w15 w16se w16cid w16 w16cex w16sdtdh w16du wp14">
+<w:endnotes xmlns:wpc="http://schemas.microsoft.com/office/word/2010/wordprocessingCanvas" xmlns:cx="http://schemas.microsoft.com/office/drawing/2014/chartex" xmlns:cx1="http://schemas.microsoft.com/office/drawing/2015/9/8/chartex" xmlns:cx2="http://schemas.microsoft.com/office/drawing/2015/10/21/chartex" xmlns:cx3="http://schemas.microsoft.com/office/drawing/2016/5/9/chartex" xmlns:cx4="http://schemas.microsoft.com/office/drawing/2016/5/10/chartex" xmlns:cx5="http://schemas.microsoft.com/office/drawing/2016/5/11/chartex" xmlns:cx6="http://schemas.microsoft.com/office/drawing/2016/5/12/chartex" xmlns:cx7="http://schemas.microsoft.com/office/drawing/2016/5/13/chartex" xmlns:cx8="http://schemas.microsoft.com/office/drawing/2016/5/14/chartex" xmlns:mc="http://schemas.openxmlformats.org/markup-compatibility/2006" xmlns:aink="http://schemas.microsoft.com/office/drawing/2016/ink" xmlns:am3d="http://schemas.microsoft.com/office/drawing/2017/model3d" xmlns:o="urn:schemas-microsoft-com:office:office" xmlns:oel="http://schemas.microsoft.com/office/2019/extlst" xmlns:r="http://schemas.openxmlformats.org/officeDocument/2006/relationships" xmlns:m="http://schemas.openxmlformats.org/officeDocument/2006/math" xmlns:v="urn:schemas-microsoft-com:vml" xmlns:wp14="http://schemas.microsoft.com/office/word/2010/wordprocessingDrawing" xmlns:wp="http://schemas.openxmlformats.org/drawingml/2006/wordprocessingDrawing" xmlns:w10="urn:schemas-microsoft-com:office:word" xmlns:w="http://schemas.openxmlformats.org/wordprocessingml/2006/main" xmlns:w14="http://schemas.microsoft.com/office/word/2010/wordml" xmlns:w15="http://schemas.microsoft.com/office/word/2012/wordml" xmlns:w16cex="http://schemas.microsoft.com/office/word/2018/wordml/cex" xmlns:w16cid="http://schemas.microsoft.com/office/word/2016/wordml/cid" xmlns:w16="http://schemas.microsoft.com/office/word/2018/wordml" xmlns:w16du="http://schemas.microsoft.com/office/word/2023/wordml/word16du" xmlns:w16sdtdh="http://schemas.microsoft.com/office/word/2020/wordml/sdtdatahash" xmlns:w16sdtfl="http://schemas.microsoft.com/office/word/2024/wordml/sdtformatlock" xmlns:w16se="http://schemas.microsoft.com/office/word/2015/wordml/symex" xmlns:wpg="http://schemas.microsoft.com/office/word/2010/wordprocessingGroup" xmlns:wpi="http://schemas.microsoft.com/office/word/2010/wordprocessingInk" xmlns:wne="http://schemas.microsoft.com/office/word/2006/wordml" xmlns:wps="http://schemas.microsoft.com/office/word/2010/wordprocessingShape" mc:Ignorable="w14 w15 w16se w16cid w16 w16cex w16sdtdh w16sdtfl w16du wp14">
   <w:endnote w:type="separator" w:id="-1">
     <w:p>
       <w:pPr>
@@ -4601,7 +4419,7 @@
 </file>
 
 <file path=word/footnotes.xml><?xml version="1.0" encoding="utf-8"?>
-<w:footnotes xmlns:wpc="http://schemas.microsoft.com/office/word/2010/wordprocessingCanvas" xmlns:cx="http://schemas.microsoft.com/office/drawing/2014/chartex" xmlns:cx1="http://schemas.microsoft.com/office/drawing/2015/9/8/chartex" xmlns:cx2="http://schemas.microsoft.com/office/drawing/2015/10/21/chartex" xmlns:cx3="http://schemas.microsoft.com/office/drawing/2016/5/9/chartex" xmlns:cx4="http://schemas.microsoft.com/office/drawing/2016/5/10/chartex" xmlns:cx5="http://schemas.microsoft.com/office/drawing/2016/5/11/chartex" xmlns:cx6="http://schemas.microsoft.com/office/drawing/2016/5/12/chartex" xmlns:cx7="http://schemas.microsoft.com/office/drawing/2016/5/13/chartex" xmlns:cx8="http://schemas.microsoft.com/office/drawing/2016/5/14/chartex" xmlns:mc="http://schemas.openxmlformats.org/markup-compatibility/2006" xmlns:aink="http://schemas.microsoft.com/office/drawing/2016/ink" xmlns:am3d="http://schemas.microsoft.com/office/drawing/2017/model3d" xmlns:o="urn:schemas-microsoft-com:office:office" xmlns:oel="http://schemas.microsoft.com/office/2019/extlst" xmlns:r="http://schemas.openxmlformats.org/officeDocument/2006/relationships" xmlns:m="http://schemas.openxmlformats.org/officeDocument/2006/math" xmlns:v="urn:schemas-microsoft-com:vml" xmlns:wp14="http://schemas.microsoft.com/office/word/2010/wordprocessingDrawing" xmlns:wp="http://schemas.openxmlformats.org/drawingml/2006/wordprocessingDrawing" xmlns:w10="urn:schemas-microsoft-com:office:word" xmlns:w="http://schemas.openxmlformats.org/wordprocessingml/2006/main" xmlns:w14="http://schemas.microsoft.com/office/word/2010/wordml" xmlns:w15="http://schemas.microsoft.com/office/word/2012/wordml" xmlns:w16cex="http://schemas.microsoft.com/office/word/2018/wordml/cex" xmlns:w16cid="http://schemas.microsoft.com/office/word/2016/wordml/cid" xmlns:w16="http://schemas.microsoft.com/office/word/2018/wordml" xmlns:w16du="http://schemas.microsoft.com/office/word/2023/wordml/word16du" xmlns:w16sdtdh="http://schemas.microsoft.com/office/word/2020/wordml/sdtdatahash" xmlns:w16se="http://schemas.microsoft.com/office/word/2015/wordml/symex" xmlns:wpg="http://schemas.microsoft.com/office/word/2010/wordprocessingGroup" xmlns:wpi="http://schemas.microsoft.com/office/word/2010/wordprocessingInk" xmlns:wne="http://schemas.microsoft.com/office/word/2006/wordml" xmlns:wps="http://schemas.microsoft.com/office/word/2010/wordprocessingShape" mc:Ignorable="w14 w15 w16se w16cid w16 w16cex w16sdtdh w16du wp14">
+<w:footnotes xmlns:wpc="http://schemas.microsoft.com/office/word/2010/wordprocessingCanvas" xmlns:cx="http://schemas.microsoft.com/office/drawing/2014/chartex" xmlns:cx1="http://schemas.microsoft.com/office/drawing/2015/9/8/chartex" xmlns:cx2="http://schemas.microsoft.com/office/drawing/2015/10/21/chartex" xmlns:cx3="http://schemas.microsoft.com/office/drawing/2016/5/9/chartex" xmlns:cx4="http://schemas.microsoft.com/office/drawing/2016/5/10/chartex" xmlns:cx5="http://schemas.microsoft.com/office/drawing/2016/5/11/chartex" xmlns:cx6="http://schemas.microsoft.com/office/drawing/2016/5/12/chartex" xmlns:cx7="http://schemas.microsoft.com/office/drawing/2016/5/13/chartex" xmlns:cx8="http://schemas.microsoft.com/office/drawing/2016/5/14/chartex" xmlns:mc="http://schemas.openxmlformats.org/markup-compatibility/2006" xmlns:aink="http://schemas.microsoft.com/office/drawing/2016/ink" xmlns:am3d="http://schemas.microsoft.com/office/drawing/2017/model3d" xmlns:o="urn:schemas-microsoft-com:office:office" xmlns:oel="http://schemas.microsoft.com/office/2019/extlst" xmlns:r="http://schemas.openxmlformats.org/officeDocument/2006/relationships" xmlns:m="http://schemas.openxmlformats.org/officeDocument/2006/math" xmlns:v="urn:schemas-microsoft-com:vml" xmlns:wp14="http://schemas.microsoft.com/office/word/2010/wordprocessingDrawing" xmlns:wp="http://schemas.openxmlformats.org/drawingml/2006/wordprocessingDrawing" xmlns:w10="urn:schemas-microsoft-com:office:word" xmlns:w="http://schemas.openxmlformats.org/wordprocessingml/2006/main" xmlns:w14="http://schemas.microsoft.com/office/word/2010/wordml" xmlns:w15="http://schemas.microsoft.com/office/word/2012/wordml" xmlns:w16cex="http://schemas.microsoft.com/office/word/2018/wordml/cex" xmlns:w16cid="http://schemas.microsoft.com/office/word/2016/wordml/cid" xmlns:w16="http://schemas.microsoft.com/office/word/2018/wordml" xmlns:w16du="http://schemas.microsoft.com/office/word/2023/wordml/word16du" xmlns:w16sdtdh="http://schemas.microsoft.com/office/word/2020/wordml/sdtdatahash" xmlns:w16sdtfl="http://schemas.microsoft.com/office/word/2024/wordml/sdtformatlock" xmlns:w16se="http://schemas.microsoft.com/office/word/2015/wordml/symex" xmlns:wpg="http://schemas.microsoft.com/office/word/2010/wordprocessingGroup" xmlns:wpi="http://schemas.microsoft.com/office/word/2010/wordprocessingInk" xmlns:wne="http://schemas.microsoft.com/office/word/2006/wordml" xmlns:wps="http://schemas.microsoft.com/office/word/2010/wordprocessingShape" mc:Ignorable="w14 w15 w16se w16cid w16 w16cex w16sdtdh w16sdtfl w16du wp14">
   <w:footnote w:type="separator" w:id="-1">
     <w:p>
       <w:pPr>
@@ -4626,13 +4444,252 @@
 </file>
 
 <file path=word/header1.xml><?xml version="1.0" encoding="utf-8"?>
-<w:hdr xmlns:wpc="http://schemas.microsoft.com/office/word/2010/wordprocessingCanvas" xmlns:cx="http://schemas.microsoft.com/office/drawing/2014/chartex" xmlns:cx1="http://schemas.microsoft.com/office/drawing/2015/9/8/chartex" xmlns:cx2="http://schemas.microsoft.com/office/drawing/2015/10/21/chartex" xmlns:cx3="http://schemas.microsoft.com/office/drawing/2016/5/9/chartex" xmlns:cx4="http://schemas.microsoft.com/office/drawing/2016/5/10/chartex" xmlns:cx5="http://schemas.microsoft.com/office/drawing/2016/5/11/chartex" xmlns:cx6="http://schemas.microsoft.com/office/drawing/2016/5/12/chartex" xmlns:cx7="http://schemas.microsoft.com/office/drawing/2016/5/13/chartex" xmlns:cx8="http://schemas.microsoft.com/office/drawing/2016/5/14/chartex" xmlns:mc="http://schemas.openxmlformats.org/markup-compatibility/2006" xmlns:aink="http://schemas.microsoft.com/office/drawing/2016/ink" xmlns:am3d="http://schemas.microsoft.com/office/drawing/2017/model3d" xmlns:o="urn:schemas-microsoft-com:office:office" xmlns:oel="http://schemas.microsoft.com/office/2019/extlst" xmlns:r="http://schemas.openxmlformats.org/officeDocument/2006/relationships" xmlns:m="http://schemas.openxmlformats.org/officeDocument/2006/math" xmlns:v="urn:schemas-microsoft-com:vml" xmlns:wp14="http://schemas.microsoft.com/office/word/2010/wordprocessingDrawing" xmlns:wp="http://schemas.openxmlformats.org/drawingml/2006/wordprocessingDrawing" xmlns:w10="urn:schemas-microsoft-com:office:word" xmlns:w="http://schemas.openxmlformats.org/wordprocessingml/2006/main" xmlns:w14="http://schemas.microsoft.com/office/word/2010/wordml" xmlns:w15="http://schemas.microsoft.com/office/word/2012/wordml" xmlns:w16cex="http://schemas.microsoft.com/office/word/2018/wordml/cex" xmlns:w16cid="http://schemas.microsoft.com/office/word/2016/wordml/cid" xmlns:w16="http://schemas.microsoft.com/office/word/2018/wordml" xmlns:w16du="http://schemas.microsoft.com/office/word/2023/wordml/word16du" xmlns:w16sdtdh="http://schemas.microsoft.com/office/word/2020/wordml/sdtdatahash" xmlns:w16se="http://schemas.microsoft.com/office/word/2015/wordml/symex" xmlns:wpg="http://schemas.microsoft.com/office/word/2010/wordprocessingGroup" xmlns:wpi="http://schemas.microsoft.com/office/word/2010/wordprocessingInk" xmlns:wne="http://schemas.microsoft.com/office/word/2006/wordml" xmlns:wps="http://schemas.microsoft.com/office/word/2010/wordprocessingShape" mc:Ignorable="w14 w15 w16se w16cid w16 w16cex w16sdtdh w16du wp14">
-  <w:p/>
+<w:hdr xmlns:wpc="http://schemas.microsoft.com/office/word/2010/wordprocessingCanvas" xmlns:cx="http://schemas.microsoft.com/office/drawing/2014/chartex" xmlns:cx1="http://schemas.microsoft.com/office/drawing/2015/9/8/chartex" xmlns:cx2="http://schemas.microsoft.com/office/drawing/2015/10/21/chartex" xmlns:cx3="http://schemas.microsoft.com/office/drawing/2016/5/9/chartex" xmlns:cx4="http://schemas.microsoft.com/office/drawing/2016/5/10/chartex" xmlns:cx5="http://schemas.microsoft.com/office/drawing/2016/5/11/chartex" xmlns:cx6="http://schemas.microsoft.com/office/drawing/2016/5/12/chartex" xmlns:cx7="http://schemas.microsoft.com/office/drawing/2016/5/13/chartex" xmlns:cx8="http://schemas.microsoft.com/office/drawing/2016/5/14/chartex" xmlns:mc="http://schemas.openxmlformats.org/markup-compatibility/2006" xmlns:aink="http://schemas.microsoft.com/office/drawing/2016/ink" xmlns:am3d="http://schemas.microsoft.com/office/drawing/2017/model3d" xmlns:o="urn:schemas-microsoft-com:office:office" xmlns:oel="http://schemas.microsoft.com/office/2019/extlst" xmlns:r="http://schemas.openxmlformats.org/officeDocument/2006/relationships" xmlns:m="http://schemas.openxmlformats.org/officeDocument/2006/math" xmlns:v="urn:schemas-microsoft-com:vml" xmlns:wp14="http://schemas.microsoft.com/office/word/2010/wordprocessingDrawing" xmlns:wp="http://schemas.openxmlformats.org/drawingml/2006/wordprocessingDrawing" xmlns:w10="urn:schemas-microsoft-com:office:word" xmlns:w="http://schemas.openxmlformats.org/wordprocessingml/2006/main" xmlns:w14="http://schemas.microsoft.com/office/word/2010/wordml" xmlns:w15="http://schemas.microsoft.com/office/word/2012/wordml" xmlns:w16cex="http://schemas.microsoft.com/office/word/2018/wordml/cex" xmlns:w16cid="http://schemas.microsoft.com/office/word/2016/wordml/cid" xmlns:w16="http://schemas.microsoft.com/office/word/2018/wordml" xmlns:w16du="http://schemas.microsoft.com/office/word/2023/wordml/word16du" xmlns:w16sdtdh="http://schemas.microsoft.com/office/word/2020/wordml/sdtdatahash" xmlns:w16sdtfl="http://schemas.microsoft.com/office/word/2024/wordml/sdtformatlock" xmlns:w16se="http://schemas.microsoft.com/office/word/2015/wordml/symex" xmlns:wpg="http://schemas.microsoft.com/office/word/2010/wordprocessingGroup" xmlns:wpi="http://schemas.microsoft.com/office/word/2010/wordprocessingInk" xmlns:wne="http://schemas.microsoft.com/office/word/2006/wordml" xmlns:wps="http://schemas.microsoft.com/office/word/2010/wordprocessingShape" mc:Ignorable="w14 w15 w16se w16cid w16 w16cex w16sdtdh w16sdtfl w16du wp14">
+  <w:p>
+    <w:r>
+      <w:rPr>
+        <w:noProof/>
+      </w:rPr>
+      <w:drawing>
+        <wp:anchor distT="0" distB="0" distL="114300" distR="114300" simplePos="0" relativeHeight="251660288" behindDoc="0" locked="0" layoutInCell="1" allowOverlap="1" wp14:anchorId="1CEF3B99" wp14:editId="04EFDDE7">
+          <wp:simplePos x="0" y="0"/>
+          <wp:positionH relativeFrom="margin">
+            <wp:align>left</wp:align>
+          </wp:positionH>
+          <wp:positionV relativeFrom="paragraph">
+            <wp:posOffset>-182880</wp:posOffset>
+          </wp:positionV>
+          <wp:extent cx="808459" cy="604972"/>
+          <wp:effectExtent l="0" t="0" r="0" b="5080"/>
+          <wp:wrapNone/>
+          <wp:docPr id="565325520" name="Gráfico 5"/>
+          <wp:cNvGraphicFramePr>
+            <a:graphicFrameLocks xmlns:a="http://schemas.openxmlformats.org/drawingml/2006/main" noChangeAspect="1"/>
+          </wp:cNvGraphicFramePr>
+          <a:graphic xmlns:a="http://schemas.openxmlformats.org/drawingml/2006/main">
+            <a:graphicData uri="http://schemas.openxmlformats.org/drawingml/2006/picture">
+              <pic:pic xmlns:pic="http://schemas.openxmlformats.org/drawingml/2006/picture">
+                <pic:nvPicPr>
+                  <pic:cNvPr id="677588393" name="Gráfico 5"/>
+                  <pic:cNvPicPr>
+                    <a:picLocks noChangeAspect="1"/>
+                  </pic:cNvPicPr>
+                </pic:nvPicPr>
+                <pic:blipFill rotWithShape="1">
+                  <a:blip r:embed="rId1">
+                    <a:extLst>
+                      <a:ext uri="{28A0092B-C50C-407E-A947-70E740481C1C}">
+                        <a14:useLocalDpi xmlns:a14="http://schemas.microsoft.com/office/drawing/2010/main" val="0"/>
+                      </a:ext>
+                      <a:ext uri="{96DAC541-7B7A-43D3-8B79-37D633B846F1}">
+                        <asvg:svgBlip xmlns:asvg="http://schemas.microsoft.com/office/drawing/2016/SVG/main" r:embed="rId2"/>
+                      </a:ext>
+                    </a:extLst>
+                  </a:blip>
+                  <a:srcRect l="12497" t="14853" r="20703" b="13215"/>
+                  <a:stretch/>
+                </pic:blipFill>
+                <pic:spPr bwMode="auto">
+                  <a:xfrm>
+                    <a:off x="0" y="0"/>
+                    <a:ext cx="808459" cy="604972"/>
+                  </a:xfrm>
+                  <a:prstGeom prst="rect">
+                    <a:avLst/>
+                  </a:prstGeom>
+                  <a:ln>
+                    <a:noFill/>
+                  </a:ln>
+                  <a:extLst>
+                    <a:ext uri="{53640926-AAD7-44D8-BBD7-CCE9431645EC}">
+                      <a14:shadowObscured xmlns:a14="http://schemas.microsoft.com/office/drawing/2010/main"/>
+                    </a:ext>
+                  </a:extLst>
+                </pic:spPr>
+              </pic:pic>
+            </a:graphicData>
+          </a:graphic>
+          <wp14:sizeRelH relativeFrom="margin">
+            <wp14:pctWidth>0</wp14:pctWidth>
+          </wp14:sizeRelH>
+          <wp14:sizeRelV relativeFrom="margin">
+            <wp14:pctHeight>0</wp14:pctHeight>
+          </wp14:sizeRelV>
+        </wp:anchor>
+      </w:drawing>
+    </w:r>
+  </w:p>
+</w:hdr>
+</file>
+
+<file path=word/header2.xml><?xml version="1.0" encoding="utf-8"?>
+<w:hdr xmlns:wpc="http://schemas.microsoft.com/office/word/2010/wordprocessingCanvas" xmlns:cx="http://schemas.microsoft.com/office/drawing/2014/chartex" xmlns:cx1="http://schemas.microsoft.com/office/drawing/2015/9/8/chartex" xmlns:cx2="http://schemas.microsoft.com/office/drawing/2015/10/21/chartex" xmlns:cx3="http://schemas.microsoft.com/office/drawing/2016/5/9/chartex" xmlns:cx4="http://schemas.microsoft.com/office/drawing/2016/5/10/chartex" xmlns:cx5="http://schemas.microsoft.com/office/drawing/2016/5/11/chartex" xmlns:cx6="http://schemas.microsoft.com/office/drawing/2016/5/12/chartex" xmlns:cx7="http://schemas.microsoft.com/office/drawing/2016/5/13/chartex" xmlns:cx8="http://schemas.microsoft.com/office/drawing/2016/5/14/chartex" xmlns:mc="http://schemas.openxmlformats.org/markup-compatibility/2006" xmlns:aink="http://schemas.microsoft.com/office/drawing/2016/ink" xmlns:am3d="http://schemas.microsoft.com/office/drawing/2017/model3d" xmlns:o="urn:schemas-microsoft-com:office:office" xmlns:oel="http://schemas.microsoft.com/office/2019/extlst" xmlns:r="http://schemas.openxmlformats.org/officeDocument/2006/relationships" xmlns:m="http://schemas.openxmlformats.org/officeDocument/2006/math" xmlns:v="urn:schemas-microsoft-com:vml" xmlns:wp14="http://schemas.microsoft.com/office/word/2010/wordprocessingDrawing" xmlns:wp="http://schemas.openxmlformats.org/drawingml/2006/wordprocessingDrawing" xmlns:w10="urn:schemas-microsoft-com:office:word" xmlns:w="http://schemas.openxmlformats.org/wordprocessingml/2006/main" xmlns:w14="http://schemas.microsoft.com/office/word/2010/wordml" xmlns:w15="http://schemas.microsoft.com/office/word/2012/wordml" xmlns:w16cex="http://schemas.microsoft.com/office/word/2018/wordml/cex" xmlns:w16cid="http://schemas.microsoft.com/office/word/2016/wordml/cid" xmlns:w16="http://schemas.microsoft.com/office/word/2018/wordml" xmlns:w16du="http://schemas.microsoft.com/office/word/2023/wordml/word16du" xmlns:w16sdtdh="http://schemas.microsoft.com/office/word/2020/wordml/sdtdatahash" xmlns:w16sdtfl="http://schemas.microsoft.com/office/word/2024/wordml/sdtformatlock" xmlns:w16se="http://schemas.microsoft.com/office/word/2015/wordml/symex" xmlns:wpg="http://schemas.microsoft.com/office/word/2010/wordprocessingGroup" xmlns:wpi="http://schemas.microsoft.com/office/word/2010/wordprocessingInk" xmlns:wne="http://schemas.microsoft.com/office/word/2006/wordml" xmlns:wps="http://schemas.microsoft.com/office/word/2010/wordprocessingShape" mc:Ignorable="w14 w15 w16se w16cid w16 w16cex w16sdtdh w16sdtfl w16du wp14">
+  <w:p>
+    <w:pPr>
+      <w:pStyle w:val="Header"/>
+    </w:pPr>
+    <w:r>
+      <w:rPr>
+        <w:noProof/>
+      </w:rPr>
+      <w:drawing>
+        <wp:anchor distT="0" distB="0" distL="114300" distR="114300" simplePos="0" relativeHeight="251663360" behindDoc="0" locked="0" layoutInCell="1" allowOverlap="1" wp14:anchorId="28AC0151" wp14:editId="269C82C2">
+          <wp:simplePos x="0" y="0"/>
+          <wp:positionH relativeFrom="margin">
+            <wp:align>left</wp:align>
+          </wp:positionH>
+          <wp:positionV relativeFrom="paragraph">
+            <wp:posOffset>-255104</wp:posOffset>
+          </wp:positionV>
+          <wp:extent cx="808355" cy="604520"/>
+          <wp:effectExtent l="0" t="0" r="0" b="5080"/>
+          <wp:wrapNone/>
+          <wp:docPr id="1483241793" name="Gráfico 5"/>
+          <wp:cNvGraphicFramePr>
+            <a:graphicFrameLocks xmlns:a="http://schemas.openxmlformats.org/drawingml/2006/main" noChangeAspect="1"/>
+          </wp:cNvGraphicFramePr>
+          <a:graphic xmlns:a="http://schemas.openxmlformats.org/drawingml/2006/main">
+            <a:graphicData uri="http://schemas.openxmlformats.org/drawingml/2006/picture">
+              <pic:pic xmlns:pic="http://schemas.openxmlformats.org/drawingml/2006/picture">
+                <pic:nvPicPr>
+                  <pic:cNvPr id="677588393" name="Gráfico 5"/>
+                  <pic:cNvPicPr>
+                    <a:picLocks noChangeAspect="1"/>
+                  </pic:cNvPicPr>
+                </pic:nvPicPr>
+                <pic:blipFill rotWithShape="1">
+                  <a:blip r:embed="rId1">
+                    <a:extLst>
+                      <a:ext uri="{28A0092B-C50C-407E-A947-70E740481C1C}">
+                        <a14:useLocalDpi xmlns:a14="http://schemas.microsoft.com/office/drawing/2010/main" val="0"/>
+                      </a:ext>
+                      <a:ext uri="{96DAC541-7B7A-43D3-8B79-37D633B846F1}">
+                        <asvg:svgBlip xmlns:asvg="http://schemas.microsoft.com/office/drawing/2016/SVG/main" r:embed="rId2"/>
+                      </a:ext>
+                    </a:extLst>
+                  </a:blip>
+                  <a:srcRect l="12497" t="14853" r="20703" b="13215"/>
+                  <a:stretch/>
+                </pic:blipFill>
+                <pic:spPr bwMode="auto">
+                  <a:xfrm>
+                    <a:off x="0" y="0"/>
+                    <a:ext cx="808355" cy="604520"/>
+                  </a:xfrm>
+                  <a:prstGeom prst="rect">
+                    <a:avLst/>
+                  </a:prstGeom>
+                  <a:ln>
+                    <a:noFill/>
+                  </a:ln>
+                  <a:extLst>
+                    <a:ext uri="{53640926-AAD7-44D8-BBD7-CCE9431645EC}">
+                      <a14:shadowObscured xmlns:a14="http://schemas.microsoft.com/office/drawing/2010/main"/>
+                    </a:ext>
+                  </a:extLst>
+                </pic:spPr>
+              </pic:pic>
+            </a:graphicData>
+          </a:graphic>
+          <wp14:sizeRelH relativeFrom="margin">
+            <wp14:pctWidth>0</wp14:pctWidth>
+          </wp14:sizeRelH>
+          <wp14:sizeRelV relativeFrom="margin">
+            <wp14:pctHeight>0</wp14:pctHeight>
+          </wp14:sizeRelV>
+        </wp:anchor>
+      </w:drawing>
+    </w:r>
+    <w:r>
+      <w:rPr>
+        <w:noProof/>
+      </w:rPr>
+      <w:drawing>
+        <wp:anchor distT="0" distB="0" distL="114300" distR="114300" simplePos="0" relativeHeight="251662336" behindDoc="0" locked="0" layoutInCell="1" allowOverlap="1" wp14:anchorId="56F03229" wp14:editId="3A306C89">
+          <wp:simplePos x="0" y="0"/>
+          <wp:positionH relativeFrom="margin">
+            <wp:align>right</wp:align>
+          </wp:positionH>
+          <wp:positionV relativeFrom="paragraph">
+            <wp:posOffset>-143952</wp:posOffset>
+          </wp:positionV>
+          <wp:extent cx="1391478" cy="370245"/>
+          <wp:effectExtent l="0" t="0" r="0" b="0"/>
+          <wp:wrapNone/>
+          <wp:docPr id="797839648" name="Picture 2" descr="A grey square with white text&#10;&#10;AI-generated content may be incorrect.">
+            <a:extLst xmlns:a="http://schemas.openxmlformats.org/drawingml/2006/main">
+              <a:ext uri="{FF2B5EF4-FFF2-40B4-BE49-F238E27FC236}">
+                <a16:creationId xmlns:a16="http://schemas.microsoft.com/office/drawing/2014/main" id="{2ADF4236-C311-988C-1EAF-F33444BF8989}"/>
+              </a:ext>
+            </a:extLst>
+          </wp:docPr>
+          <wp:cNvGraphicFramePr>
+            <a:graphicFrameLocks xmlns:a="http://schemas.openxmlformats.org/drawingml/2006/main" noChangeAspect="1"/>
+          </wp:cNvGraphicFramePr>
+          <a:graphic xmlns:a="http://schemas.openxmlformats.org/drawingml/2006/main">
+            <a:graphicData uri="http://schemas.openxmlformats.org/drawingml/2006/picture">
+              <pic:pic xmlns:pic="http://schemas.openxmlformats.org/drawingml/2006/picture">
+                <pic:nvPicPr>
+                  <pic:cNvPr id="1026" name="Picture 2" descr="A grey square with white text&#10;&#10;AI-generated content may be incorrect.">
+                    <a:extLst>
+                      <a:ext uri="{FF2B5EF4-FFF2-40B4-BE49-F238E27FC236}">
+                        <a16:creationId xmlns:a16="http://schemas.microsoft.com/office/drawing/2014/main" id="{2ADF4236-C311-988C-1EAF-F33444BF8989}"/>
+                      </a:ext>
+                    </a:extLst>
+                  </pic:cNvPr>
+                  <pic:cNvPicPr>
+                    <a:picLocks noChangeAspect="1"/>
+                  </pic:cNvPicPr>
+                </pic:nvPicPr>
+                <pic:blipFill rotWithShape="1">
+                  <a:blip r:embed="rId3">
+                    <a:extLst>
+                      <a:ext uri="{28A0092B-C50C-407E-A947-70E740481C1C}">
+                        <a14:useLocalDpi xmlns:a14="http://schemas.microsoft.com/office/drawing/2010/main" val="0"/>
+                      </a:ext>
+                    </a:extLst>
+                  </a:blip>
+                  <a:srcRect r="18171" b="16231"/>
+                  <a:stretch>
+                    <a:fillRect/>
+                  </a:stretch>
+                </pic:blipFill>
+                <pic:spPr bwMode="auto">
+                  <a:xfrm>
+                    <a:off x="0" y="0"/>
+                    <a:ext cx="1391478" cy="370245"/>
+                  </a:xfrm>
+                  <a:prstGeom prst="rect">
+                    <a:avLst/>
+                  </a:prstGeom>
+                  <a:noFill/>
+                  <a:ln>
+                    <a:noFill/>
+                  </a:ln>
+                  <a:extLst>
+                    <a:ext uri="{53640926-AAD7-44D8-BBD7-CCE9431645EC}">
+                      <a14:shadowObscured xmlns:a14="http://schemas.microsoft.com/office/drawing/2010/main"/>
+                    </a:ext>
+                  </a:extLst>
+                </pic:spPr>
+              </pic:pic>
+            </a:graphicData>
+          </a:graphic>
+          <wp14:sizeRelH relativeFrom="margin">
+            <wp14:pctWidth>0</wp14:pctWidth>
+          </wp14:sizeRelH>
+          <wp14:sizeRelV relativeFrom="margin">
+            <wp14:pctHeight>0</wp14:pctHeight>
+          </wp14:sizeRelV>
+        </wp:anchor>
+      </w:drawing>
+    </w:r>
+  </w:p>
 </w:hdr>
 </file>
 
 <file path=word/styles.xml><?xml version="1.0" encoding="utf-8"?>
-<w:styles xmlns:mc="http://schemas.openxmlformats.org/markup-compatibility/2006" xmlns:r="http://schemas.openxmlformats.org/officeDocument/2006/relationships" xmlns:w="http://schemas.openxmlformats.org/wordprocessingml/2006/main" xmlns:w14="http://schemas.microsoft.com/office/word/2010/wordml" xmlns:w15="http://schemas.microsoft.com/office/word/2012/wordml" xmlns:w16cex="http://schemas.microsoft.com/office/word/2018/wordml/cex" xmlns:w16cid="http://schemas.microsoft.com/office/word/2016/wordml/cid" xmlns:w16="http://schemas.microsoft.com/office/word/2018/wordml" xmlns:w16du="http://schemas.microsoft.com/office/word/2023/wordml/word16du" xmlns:w16sdtdh="http://schemas.microsoft.com/office/word/2020/wordml/sdtdatahash" xmlns:w16se="http://schemas.microsoft.com/office/word/2015/wordml/symex" mc:Ignorable="w14 w15 w16se w16cid w16 w16cex w16sdtdh w16du">
+<w:styles xmlns:mc="http://schemas.openxmlformats.org/markup-compatibility/2006" xmlns:r="http://schemas.openxmlformats.org/officeDocument/2006/relationships" xmlns:w="http://schemas.openxmlformats.org/wordprocessingml/2006/main" xmlns:w14="http://schemas.microsoft.com/office/word/2010/wordml" xmlns:w15="http://schemas.microsoft.com/office/word/2012/wordml" xmlns:w16cex="http://schemas.microsoft.com/office/word/2018/wordml/cex" xmlns:w16cid="http://schemas.microsoft.com/office/word/2016/wordml/cid" xmlns:w16="http://schemas.microsoft.com/office/word/2018/wordml" xmlns:w16du="http://schemas.microsoft.com/office/word/2023/wordml/word16du" xmlns:w16sdtdh="http://schemas.microsoft.com/office/word/2020/wordml/sdtdatahash" xmlns:w16sdtfl="http://schemas.microsoft.com/office/word/2024/wordml/sdtformatlock" xmlns:w16se="http://schemas.microsoft.com/office/word/2015/wordml/symex" mc:Ignorable="w14 w15 w16se w16cid w16 w16cex w16sdtdh w16sdtfl w16du">
   <w:docDefaults>
     <w:rPrDefault>
       <w:rPr>
@@ -5219,6 +5276,50 @@
       </w:tblCellMar>
     </w:tblPr>
   </w:style>
+  <w:style w:type="paragraph" w:styleId="Header">
+    <w:name w:val="header"/>
+    <w:basedOn w:val="Normal"/>
+    <w:link w:val="HeaderChar"/>
+    <w:uiPriority w:val="99"/>
+    <w:unhideWhenUsed/>
+    <w:rsid w:val="00EF111A"/>
+    <w:pPr>
+      <w:tabs>
+        <w:tab w:val="center" w:pos="4252"/>
+        <w:tab w:val="right" w:pos="8504"/>
+      </w:tabs>
+      <w:spacing w:after="0" w:line="240" w:lineRule="auto"/>
+    </w:pPr>
+  </w:style>
+  <w:style w:type="character" w:customStyle="1" w:styleId="HeaderChar">
+    <w:name w:val="Header Char"/>
+    <w:basedOn w:val="DefaultParagraphFont"/>
+    <w:link w:val="Header"/>
+    <w:uiPriority w:val="99"/>
+    <w:rsid w:val="00EF111A"/>
+  </w:style>
+  <w:style w:type="paragraph" w:styleId="Footer">
+    <w:name w:val="footer"/>
+    <w:basedOn w:val="Normal"/>
+    <w:link w:val="FooterChar"/>
+    <w:uiPriority w:val="99"/>
+    <w:unhideWhenUsed/>
+    <w:rsid w:val="00EF111A"/>
+    <w:pPr>
+      <w:tabs>
+        <w:tab w:val="center" w:pos="4252"/>
+        <w:tab w:val="right" w:pos="8504"/>
+      </w:tabs>
+      <w:spacing w:after="0" w:line="240" w:lineRule="auto"/>
+    </w:pPr>
+  </w:style>
+  <w:style w:type="character" w:customStyle="1" w:styleId="FooterChar">
+    <w:name w:val="Footer Char"/>
+    <w:basedOn w:val="DefaultParagraphFont"/>
+    <w:link w:val="Footer"/>
+    <w:uiPriority w:val="99"/>
+    <w:rsid w:val="00EF111A"/>
+  </w:style>
 </w:styles>
 </file>
 
